--- a/ВКР/ВКР_ТИТУЛЬНИКИ.docx
+++ b/ВКР/ВКР_ТИТУЛЬНИКИ.docx
@@ -497,6 +497,7 @@
                 <w:lang w:eastAsia="en-US"/>
               </w:rPr>
             </w:pPr>
+            <w:proofErr w:type="spellStart"/>
             <w:r>
               <w:rPr>
                 <w:rFonts w:eastAsia="Calibri"/>
@@ -506,7 +507,19 @@
                 <w:u w:val="single"/>
                 <w:lang w:eastAsia="en-US"/>
               </w:rPr>
-              <w:t>Ярдыков Э.Е.</w:t>
+              <w:t>Ярдыков</w:t>
+            </w:r>
+            <w:proofErr w:type="spellEnd"/>
+            <w:r>
+              <w:rPr>
+                <w:rFonts w:eastAsia="Calibri"/>
+                <w:bCs w:val="0"/>
+                <w:color w:val="000000"/>
+                <w:szCs w:val="28"/>
+                <w:u w:val="single"/>
+                <w:lang w:eastAsia="en-US"/>
+              </w:rPr>
+              <w:t xml:space="preserve"> Э.Е.</w:t>
             </w:r>
           </w:p>
         </w:tc>
@@ -519,6 +532,21 @@
           <w:tcPr>
             <w:tcW w:w="3564" w:type="dxa"/>
           </w:tcPr>
+          <w:p>
+            <w:pPr>
+              <w:suppressAutoHyphens w:val="0"/>
+              <w:spacing w:line="276" w:lineRule="auto"/>
+              <w:ind w:firstLine="0"/>
+              <w:jc w:val="left"/>
+              <w:rPr>
+                <w:rFonts w:eastAsia="Calibri"/>
+                <w:bCs w:val="0"/>
+                <w:color w:val="000000"/>
+                <w:szCs w:val="28"/>
+                <w:lang w:eastAsia="en-US"/>
+              </w:rPr>
+            </w:pPr>
+          </w:p>
           <w:p>
             <w:pPr>
               <w:suppressAutoHyphens w:val="0"/>
@@ -637,32 +665,7 @@
                 <w:szCs w:val="28"/>
                 <w:lang w:eastAsia="en-US"/>
               </w:rPr>
-              <w:t xml:space="preserve">Руководитель, старший преподаватель кафедры вычислительной техники, </w:t>
-            </w:r>
-          </w:p>
-          <w:p>
-            <w:pPr>
-              <w:suppressAutoHyphens w:val="0"/>
-              <w:spacing w:line="276" w:lineRule="auto"/>
-              <w:ind w:firstLine="0"/>
-              <w:jc w:val="left"/>
-              <w:rPr>
-                <w:rFonts w:eastAsia="Calibri"/>
-                <w:bCs w:val="0"/>
-                <w:color w:val="000000"/>
-                <w:szCs w:val="28"/>
-                <w:lang w:eastAsia="en-US"/>
-              </w:rPr>
-            </w:pPr>
-            <w:r>
-              <w:rPr>
-                <w:rFonts w:eastAsia="Calibri"/>
-                <w:bCs w:val="0"/>
-                <w:color w:val="000000"/>
-                <w:szCs w:val="28"/>
-                <w:lang w:eastAsia="en-US"/>
-              </w:rPr>
-              <w:t>ст. пр.</w:t>
+              <w:t xml:space="preserve">Руководитель, старший преподаватель кафедры вычислительной техники </w:t>
             </w:r>
           </w:p>
         </w:tc>
@@ -1096,6 +1099,7 @@
                 <w:lang w:eastAsia="en-US"/>
               </w:rPr>
             </w:pPr>
+            <w:proofErr w:type="spellStart"/>
             <w:r>
               <w:rPr>
                 <w:rFonts w:eastAsia="Calibri"/>
@@ -1105,7 +1109,19 @@
                 <w:u w:val="single"/>
                 <w:lang w:eastAsia="en-US"/>
               </w:rPr>
-              <w:t>Ржавин В.В.</w:t>
+              <w:t>Ржавин</w:t>
+            </w:r>
+            <w:proofErr w:type="spellEnd"/>
+            <w:r>
+              <w:rPr>
+                <w:rFonts w:eastAsia="Calibri"/>
+                <w:bCs w:val="0"/>
+                <w:color w:val="000000"/>
+                <w:szCs w:val="28"/>
+                <w:u w:val="single"/>
+                <w:lang w:eastAsia="en-US"/>
+              </w:rPr>
+              <w:t xml:space="preserve"> В.В.</w:t>
             </w:r>
           </w:p>
           <w:p>
@@ -1462,6 +1478,7 @@
                 <w:lang w:eastAsia="en-US"/>
               </w:rPr>
             </w:pPr>
+            <w:proofErr w:type="spellStart"/>
             <w:r>
               <w:rPr>
                 <w:rFonts w:eastAsia="Calibri"/>
@@ -1471,7 +1488,19 @@
                 <w:u w:val="single"/>
                 <w:lang w:eastAsia="en-US"/>
               </w:rPr>
-              <w:t>Щипцова А.В.</w:t>
+              <w:t>Щипцова</w:t>
+            </w:r>
+            <w:proofErr w:type="spellEnd"/>
+            <w:r>
+              <w:rPr>
+                <w:rFonts w:eastAsia="Calibri"/>
+                <w:bCs w:val="0"/>
+                <w:color w:val="000000"/>
+                <w:szCs w:val="28"/>
+                <w:u w:val="single"/>
+                <w:lang w:eastAsia="en-US"/>
+              </w:rPr>
+              <w:t xml:space="preserve"> А.В.</w:t>
             </w:r>
           </w:p>
         </w:tc>
@@ -2240,27 +2269,7 @@
           <w:szCs w:val="24"/>
           <w:lang w:eastAsia="en-US"/>
         </w:rPr>
-        <w:t xml:space="preserve">2. Срок сдачи ВКР на </w:t>
-      </w:r>
-      <w:r>
-        <w:rPr>
-          <w:rFonts w:eastAsiaTheme="minorHAnsi"/>
-          <w:bCs w:val="0"/>
-          <w:sz w:val="24"/>
-          <w:szCs w:val="24"/>
-          <w:lang w:eastAsia="en-US"/>
-        </w:rPr>
-        <w:t>кафедру 11</w:t>
-      </w:r>
-      <w:r>
-        <w:rPr>
-          <w:rFonts w:eastAsiaTheme="minorHAnsi"/>
-          <w:bCs w:val="0"/>
-          <w:sz w:val="24"/>
-          <w:szCs w:val="24"/>
-          <w:lang w:eastAsia="en-US"/>
-        </w:rPr>
-        <w:t xml:space="preserve"> июня 2026 г.</w:t>
+        <w:t>2. Срок сдачи ВКР на кафедру 11 июня 2026 г.</w:t>
       </w:r>
     </w:p>
     <w:p>
@@ -2326,8 +2335,9 @@
           <w:szCs w:val="24"/>
           <w:lang w:val="en-US" w:eastAsia="en-US"/>
         </w:rPr>
-        <w:t>Intel Intrin</w:t>
-      </w:r>
+        <w:t xml:space="preserve">Intel </w:t>
+      </w:r>
+      <w:proofErr w:type="spellStart"/>
       <w:r>
         <w:rPr>
           <w:rFonts w:eastAsiaTheme="minorHAnsi"/>
@@ -2337,7 +2347,19 @@
           <w:szCs w:val="24"/>
           <w:lang w:val="en-US" w:eastAsia="en-US"/>
         </w:rPr>
-        <w:t>sics Guide (https://www.intel.com/content/www/us/en/docs/intrinsics-guide/index.html)</w:t>
+        <w:t>Intrinsics</w:t>
+      </w:r>
+      <w:proofErr w:type="spellEnd"/>
+      <w:r>
+        <w:rPr>
+          <w:rFonts w:eastAsiaTheme="minorHAnsi"/>
+          <w:bCs w:val="0"/>
+          <w:iCs/>
+          <w:sz w:val="24"/>
+          <w:szCs w:val="24"/>
+          <w:lang w:val="en-US" w:eastAsia="en-US"/>
+        </w:rPr>
+        <w:t xml:space="preserve"> Guide (https://www.intel.com/content/www/us/en/docs/intrinsics-guide/index.html)</w:t>
       </w:r>
       <w:r>
         <w:rPr>
@@ -2488,10 +2510,6 @@
       <w:sdtPr>
         <w:rPr>
           <w:rFonts w:asciiTheme="minorHAnsi" w:eastAsiaTheme="minorHAnsi" w:hAnsiTheme="minorHAnsi"/>
-          <w:b w:val="0"/>
-          <w:bCs/>
-          <w:caps w:val="0"/>
-          <w:noProof w:val="0"/>
           <w:sz w:val="24"/>
           <w:szCs w:val="24"/>
           <w:lang w:eastAsia="en-US"/>
@@ -2502,16 +2520,17 @@
           <w:docPartUnique/>
         </w:docPartObj>
       </w:sdtPr>
-      <w:sdtEndPr/>
+      <w:sdtEndPr>
+        <w:rPr>
+          <w:rFonts w:ascii="Times New Roman" w:hAnsi="Times New Roman"/>
+        </w:rPr>
+      </w:sdtEndPr>
       <w:sdtContent>
         <w:p>
           <w:pPr>
-            <w:pStyle w:val="14"/>
-            <w:ind w:left="0" w:firstLine="426"/>
+            <w:ind w:firstLine="426"/>
             <w:rPr>
               <w:rFonts w:eastAsiaTheme="minorEastAsia"/>
-              <w:b w:val="0"/>
-              <w:bCs/>
               <w:sz w:val="24"/>
               <w:szCs w:val="24"/>
             </w:rPr>
@@ -2519,33 +2538,24 @@
           <w:r>
             <w:rPr>
               <w:rFonts w:eastAsiaTheme="minorHAnsi"/>
-              <w:b w:val="0"/>
-              <w:bCs/>
               <w:sz w:val="24"/>
               <w:szCs w:val="24"/>
-              <w:lang w:eastAsia="en-US"/>
             </w:rPr>
             <w:fldChar w:fldCharType="begin"/>
           </w:r>
           <w:r>
             <w:rPr>
               <w:rFonts w:eastAsiaTheme="minorHAnsi"/>
-              <w:b w:val="0"/>
-              <w:bCs/>
               <w:sz w:val="24"/>
               <w:szCs w:val="24"/>
-              <w:lang w:eastAsia="en-US"/>
             </w:rPr>
             <w:instrText xml:space="preserve"> TOC \o "1-3" \h \z \u </w:instrText>
           </w:r>
           <w:r>
             <w:rPr>
               <w:rFonts w:eastAsiaTheme="minorHAnsi"/>
-              <w:b w:val="0"/>
-              <w:bCs/>
               <w:sz w:val="24"/>
               <w:szCs w:val="24"/>
-              <w:lang w:eastAsia="en-US"/>
             </w:rPr>
             <w:fldChar w:fldCharType="separate"/>
           </w:r>
@@ -2553,18 +2563,152 @@
             <w:r>
               <w:rPr>
                 <w:rStyle w:val="afa"/>
-                <w:b w:val="0"/>
-                <w:bCs/>
                 <w:sz w:val="24"/>
                 <w:szCs w:val="24"/>
               </w:rPr>
-              <w:t>1</w:t>
+              <w:t>1 Аналитический раздел</w:t>
+            </w:r>
+          </w:hyperlink>
+        </w:p>
+        <w:p>
+          <w:pPr>
+            <w:ind w:firstLine="426"/>
+            <w:rPr>
+              <w:rFonts w:eastAsiaTheme="minorEastAsia"/>
+              <w:sz w:val="24"/>
+              <w:szCs w:val="24"/>
+            </w:rPr>
+          </w:pPr>
+          <w:r>
+            <w:rPr>
+              <w:sz w:val="24"/>
+              <w:szCs w:val="24"/>
+            </w:rPr>
+            <w:t>1.1Библиотеки в программировании</w:t>
+          </w:r>
+        </w:p>
+        <w:p>
+          <w:pPr>
+            <w:ind w:firstLine="426"/>
+            <w:rPr>
+              <w:rFonts w:eastAsiaTheme="minorEastAsia"/>
+              <w:sz w:val="24"/>
+              <w:szCs w:val="24"/>
+            </w:rPr>
+          </w:pPr>
+          <w:hyperlink w:anchor="_Toc231338075" w:history="1">
+            <w:r>
+              <w:rPr>
+                <w:rStyle w:val="afa"/>
+                <w:sz w:val="24"/>
+                <w:szCs w:val="24"/>
+              </w:rPr>
+              <w:t>1.2 Характеристика клеточных автоматов и сферы применения</w:t>
+            </w:r>
+          </w:hyperlink>
+        </w:p>
+        <w:p>
+          <w:pPr>
+            <w:ind w:firstLine="426"/>
+            <w:rPr>
+              <w:rFonts w:eastAsiaTheme="minorEastAsia"/>
+              <w:sz w:val="24"/>
+              <w:szCs w:val="24"/>
+            </w:rPr>
+          </w:pPr>
+          <w:hyperlink w:anchor="_Toc231338076" w:history="1">
+            <w:r>
+              <w:rPr>
+                <w:rStyle w:val="afa"/>
+                <w:sz w:val="24"/>
+                <w:szCs w:val="24"/>
+              </w:rPr>
+              <w:t>1.3 Формулировка проблемы</w:t>
+            </w:r>
+          </w:hyperlink>
+        </w:p>
+        <w:p>
+          <w:pPr>
+            <w:ind w:firstLine="426"/>
+            <w:rPr>
+              <w:rFonts w:eastAsiaTheme="minorEastAsia"/>
+              <w:sz w:val="24"/>
+              <w:szCs w:val="24"/>
+            </w:rPr>
+          </w:pPr>
+          <w:hyperlink w:anchor="_Toc231338077" w:history="1">
+            <w:r>
+              <w:rPr>
+                <w:rStyle w:val="afa"/>
+                <w:sz w:val="24"/>
+                <w:szCs w:val="24"/>
+              </w:rPr>
+              <w:t>1.4 Анализ существующих аналогов</w:t>
+            </w:r>
+          </w:hyperlink>
+        </w:p>
+        <w:p>
+          <w:pPr>
+            <w:ind w:firstLine="426"/>
+            <w:rPr>
+              <w:rFonts w:eastAsiaTheme="minorEastAsia"/>
+              <w:sz w:val="24"/>
+              <w:szCs w:val="24"/>
+            </w:rPr>
+          </w:pPr>
+          <w:hyperlink w:anchor="_Toc231338078" w:history="1">
+            <w:r>
+              <w:rPr>
+                <w:rStyle w:val="afa"/>
+                <w:sz w:val="24"/>
+                <w:szCs w:val="24"/>
+              </w:rPr>
+              <w:t>1.5 Актуальность разработки</w:t>
+            </w:r>
+          </w:hyperlink>
+        </w:p>
+        <w:p>
+          <w:pPr>
+            <w:ind w:firstLine="426"/>
+            <w:rPr>
+              <w:rFonts w:eastAsiaTheme="minorEastAsia"/>
+              <w:sz w:val="24"/>
+              <w:szCs w:val="24"/>
+            </w:rPr>
+          </w:pPr>
+          <w:hyperlink w:anchor="_Toc231338079" w:history="1">
+            <w:r>
+              <w:rPr>
+                <w:rStyle w:val="afa"/>
+                <w:sz w:val="24"/>
+                <w:szCs w:val="24"/>
+              </w:rPr>
+              <w:t>1.6 Необходимая информация о CPU</w:t>
+            </w:r>
+          </w:hyperlink>
+        </w:p>
+        <w:p>
+          <w:pPr>
+            <w:ind w:firstLine="426"/>
+            <w:rPr>
+              <w:rFonts w:eastAsiaTheme="minorEastAsia"/>
+              <w:sz w:val="24"/>
+              <w:szCs w:val="24"/>
+            </w:rPr>
+          </w:pPr>
+          <w:hyperlink w:anchor="_Toc231338081" w:history="1">
+            <w:r>
+              <w:rPr>
+                <w:rStyle w:val="afa"/>
+                <w:sz w:val="24"/>
+                <w:szCs w:val="24"/>
+              </w:rPr>
+              <w:t>2</w:t>
             </w:r>
             <w:r>
               <w:rPr>
                 <w:rStyle w:val="afa"/>
-                <w:b w:val="0"/>
-                <w:bCs/>
+                <w:rFonts w:eastAsiaTheme="minorEastAsia"/>
                 <w:sz w:val="24"/>
                 <w:szCs w:val="24"/>
               </w:rPr>
@@ -2573,377 +2717,6 @@
             <w:r>
               <w:rPr>
                 <w:rStyle w:val="afa"/>
-                <w:b w:val="0"/>
-                <w:bCs/>
-                <w:sz w:val="24"/>
-                <w:szCs w:val="24"/>
-              </w:rPr>
-              <w:t>А</w:t>
-            </w:r>
-            <w:r>
-              <w:rPr>
-                <w:rStyle w:val="afa"/>
-                <w:b w:val="0"/>
-                <w:bCs/>
-                <w:caps w:val="0"/>
-                <w:sz w:val="24"/>
-                <w:szCs w:val="24"/>
-              </w:rPr>
-              <w:t>налитический раздел</w:t>
-            </w:r>
-          </w:hyperlink>
-        </w:p>
-        <w:p>
-          <w:pPr>
-            <w:pStyle w:val="31"/>
-            <w:ind w:firstLine="426"/>
-            <w:rPr>
-              <w:rFonts w:ascii="Times New Roman" w:eastAsiaTheme="minorEastAsia" w:hAnsi="Times New Roman"/>
-              <w:b w:val="0"/>
-              <w:noProof/>
-              <w:sz w:val="24"/>
-              <w:szCs w:val="24"/>
-            </w:rPr>
-          </w:pPr>
-          <w:hyperlink w:anchor="_Toc231338074" w:history="1">
-            <w:r>
-              <w:rPr>
-                <w:rStyle w:val="afa"/>
-                <w:rFonts w:ascii="Times New Roman" w:hAnsi="Times New Roman"/>
-                <w:b w:val="0"/>
-                <w:noProof/>
-                <w:sz w:val="24"/>
-                <w:szCs w:val="24"/>
-              </w:rPr>
-              <w:t>1.1</w:t>
-            </w:r>
-            <w:r>
-              <w:rPr>
-                <w:rStyle w:val="afa"/>
-                <w:rFonts w:ascii="Times New Roman" w:hAnsi="Times New Roman"/>
-                <w:b w:val="0"/>
-                <w:noProof/>
-                <w:sz w:val="24"/>
-                <w:szCs w:val="24"/>
-              </w:rPr>
-              <w:t xml:space="preserve"> </w:t>
-            </w:r>
-            <w:r>
-              <w:rPr>
-                <w:rStyle w:val="afa"/>
-                <w:rFonts w:ascii="Times New Roman" w:hAnsi="Times New Roman"/>
-                <w:b w:val="0"/>
-                <w:noProof/>
-                <w:sz w:val="24"/>
-                <w:szCs w:val="24"/>
-              </w:rPr>
-              <w:t>Анализ способов подключения библиотек</w:t>
-            </w:r>
-          </w:hyperlink>
-        </w:p>
-        <w:p>
-          <w:pPr>
-            <w:pStyle w:val="31"/>
-            <w:ind w:firstLine="426"/>
-            <w:rPr>
-              <w:rFonts w:ascii="Times New Roman" w:eastAsiaTheme="minorEastAsia" w:hAnsi="Times New Roman"/>
-              <w:b w:val="0"/>
-              <w:noProof/>
-              <w:sz w:val="24"/>
-              <w:szCs w:val="24"/>
-            </w:rPr>
-          </w:pPr>
-          <w:hyperlink w:anchor="_Toc231338075" w:history="1">
-            <w:r>
-              <w:rPr>
-                <w:rStyle w:val="afa"/>
-                <w:rFonts w:ascii="Times New Roman" w:hAnsi="Times New Roman"/>
-                <w:b w:val="0"/>
-                <w:noProof/>
-                <w:sz w:val="24"/>
-                <w:szCs w:val="24"/>
-              </w:rPr>
-              <w:t>1.2</w:t>
-            </w:r>
-            <w:r>
-              <w:rPr>
-                <w:rStyle w:val="afa"/>
-                <w:rFonts w:ascii="Times New Roman" w:hAnsi="Times New Roman"/>
-                <w:b w:val="0"/>
-                <w:noProof/>
-                <w:sz w:val="24"/>
-                <w:szCs w:val="24"/>
-              </w:rPr>
-              <w:t xml:space="preserve"> </w:t>
-            </w:r>
-            <w:r>
-              <w:rPr>
-                <w:rStyle w:val="afa"/>
-                <w:rFonts w:ascii="Times New Roman" w:hAnsi="Times New Roman"/>
-                <w:b w:val="0"/>
-                <w:noProof/>
-                <w:sz w:val="24"/>
-                <w:szCs w:val="24"/>
-              </w:rPr>
-              <w:t>Характеристика клеточных автоматов и сферы применения</w:t>
-            </w:r>
-          </w:hyperlink>
-        </w:p>
-        <w:p>
-          <w:pPr>
-            <w:pStyle w:val="31"/>
-            <w:ind w:firstLine="426"/>
-            <w:rPr>
-              <w:rFonts w:ascii="Times New Roman" w:eastAsiaTheme="minorEastAsia" w:hAnsi="Times New Roman"/>
-              <w:b w:val="0"/>
-              <w:noProof/>
-              <w:sz w:val="24"/>
-              <w:szCs w:val="24"/>
-            </w:rPr>
-          </w:pPr>
-          <w:hyperlink w:anchor="_Toc231338076" w:history="1">
-            <w:r>
-              <w:rPr>
-                <w:rStyle w:val="afa"/>
-                <w:rFonts w:ascii="Times New Roman" w:hAnsi="Times New Roman"/>
-                <w:b w:val="0"/>
-                <w:noProof/>
-                <w:sz w:val="24"/>
-                <w:szCs w:val="24"/>
-              </w:rPr>
-              <w:t>1.3</w:t>
-            </w:r>
-            <w:r>
-              <w:rPr>
-                <w:rStyle w:val="afa"/>
-                <w:rFonts w:ascii="Times New Roman" w:hAnsi="Times New Roman"/>
-                <w:b w:val="0"/>
-                <w:noProof/>
-                <w:sz w:val="24"/>
-                <w:szCs w:val="24"/>
-              </w:rPr>
-              <w:t xml:space="preserve"> </w:t>
-            </w:r>
-            <w:r>
-              <w:rPr>
-                <w:rStyle w:val="afa"/>
-                <w:rFonts w:ascii="Times New Roman" w:hAnsi="Times New Roman"/>
-                <w:b w:val="0"/>
-                <w:noProof/>
-                <w:sz w:val="24"/>
-                <w:szCs w:val="24"/>
-              </w:rPr>
-              <w:t>Формулировка проблемы</w:t>
-            </w:r>
-          </w:hyperlink>
-        </w:p>
-        <w:p>
-          <w:pPr>
-            <w:pStyle w:val="31"/>
-            <w:ind w:firstLine="426"/>
-            <w:rPr>
-              <w:rFonts w:ascii="Times New Roman" w:eastAsiaTheme="minorEastAsia" w:hAnsi="Times New Roman"/>
-              <w:b w:val="0"/>
-              <w:noProof/>
-              <w:sz w:val="24"/>
-              <w:szCs w:val="24"/>
-            </w:rPr>
-          </w:pPr>
-          <w:hyperlink w:anchor="_Toc231338077" w:history="1">
-            <w:r>
-              <w:rPr>
-                <w:rStyle w:val="afa"/>
-                <w:rFonts w:ascii="Times New Roman" w:hAnsi="Times New Roman"/>
-                <w:b w:val="0"/>
-                <w:noProof/>
-                <w:sz w:val="24"/>
-                <w:szCs w:val="24"/>
-              </w:rPr>
-              <w:t>1.4</w:t>
-            </w:r>
-            <w:r>
-              <w:rPr>
-                <w:rStyle w:val="afa"/>
-                <w:rFonts w:ascii="Times New Roman" w:hAnsi="Times New Roman"/>
-                <w:b w:val="0"/>
-                <w:noProof/>
-                <w:sz w:val="24"/>
-                <w:szCs w:val="24"/>
-              </w:rPr>
-              <w:t xml:space="preserve"> </w:t>
-            </w:r>
-            <w:r>
-              <w:rPr>
-                <w:rStyle w:val="afa"/>
-                <w:rFonts w:ascii="Times New Roman" w:hAnsi="Times New Roman"/>
-                <w:b w:val="0"/>
-                <w:noProof/>
-                <w:sz w:val="24"/>
-                <w:szCs w:val="24"/>
-              </w:rPr>
-              <w:t>Анализ существующих аналогов</w:t>
-            </w:r>
-          </w:hyperlink>
-        </w:p>
-        <w:p>
-          <w:pPr>
-            <w:pStyle w:val="31"/>
-            <w:ind w:firstLine="426"/>
-            <w:rPr>
-              <w:rFonts w:ascii="Times New Roman" w:eastAsiaTheme="minorEastAsia" w:hAnsi="Times New Roman"/>
-              <w:b w:val="0"/>
-              <w:noProof/>
-              <w:sz w:val="24"/>
-              <w:szCs w:val="24"/>
-            </w:rPr>
-          </w:pPr>
-          <w:hyperlink w:anchor="_Toc231338078" w:history="1">
-            <w:r>
-              <w:rPr>
-                <w:rStyle w:val="afa"/>
-                <w:rFonts w:ascii="Times New Roman" w:hAnsi="Times New Roman"/>
-                <w:b w:val="0"/>
-                <w:noProof/>
-                <w:sz w:val="24"/>
-                <w:szCs w:val="24"/>
-              </w:rPr>
-              <w:t>1.5</w:t>
-            </w:r>
-            <w:r>
-              <w:rPr>
-                <w:rStyle w:val="afa"/>
-                <w:rFonts w:ascii="Times New Roman" w:hAnsi="Times New Roman"/>
-                <w:b w:val="0"/>
-                <w:noProof/>
-                <w:sz w:val="24"/>
-                <w:szCs w:val="24"/>
-              </w:rPr>
-              <w:t xml:space="preserve"> </w:t>
-            </w:r>
-            <w:r>
-              <w:rPr>
-                <w:rStyle w:val="afa"/>
-                <w:rFonts w:ascii="Times New Roman" w:hAnsi="Times New Roman"/>
-                <w:b w:val="0"/>
-                <w:noProof/>
-                <w:sz w:val="24"/>
-                <w:szCs w:val="24"/>
-              </w:rPr>
-              <w:t>Актуальность разработки</w:t>
-            </w:r>
-          </w:hyperlink>
-        </w:p>
-        <w:p>
-          <w:pPr>
-            <w:pStyle w:val="31"/>
-            <w:ind w:firstLine="426"/>
-            <w:rPr>
-              <w:rFonts w:ascii="Times New Roman" w:eastAsiaTheme="minorEastAsia" w:hAnsi="Times New Roman"/>
-              <w:b w:val="0"/>
-              <w:noProof/>
-              <w:sz w:val="24"/>
-              <w:szCs w:val="24"/>
-            </w:rPr>
-          </w:pPr>
-          <w:hyperlink w:anchor="_Toc231338079" w:history="1">
-            <w:r>
-              <w:rPr>
-                <w:rStyle w:val="afa"/>
-                <w:rFonts w:ascii="Times New Roman" w:hAnsi="Times New Roman"/>
-                <w:b w:val="0"/>
-                <w:noProof/>
-                <w:sz w:val="24"/>
-                <w:szCs w:val="24"/>
-              </w:rPr>
-              <w:t>1.6</w:t>
-            </w:r>
-            <w:r>
-              <w:rPr>
-                <w:rStyle w:val="afa"/>
-                <w:rFonts w:ascii="Times New Roman" w:hAnsi="Times New Roman"/>
-                <w:b w:val="0"/>
-                <w:noProof/>
-                <w:sz w:val="24"/>
-                <w:szCs w:val="24"/>
-              </w:rPr>
-              <w:t xml:space="preserve"> </w:t>
-            </w:r>
-            <w:r>
-              <w:rPr>
-                <w:rStyle w:val="afa"/>
-                <w:rFonts w:ascii="Times New Roman" w:hAnsi="Times New Roman"/>
-                <w:b w:val="0"/>
-                <w:noProof/>
-                <w:sz w:val="24"/>
-                <w:szCs w:val="24"/>
-              </w:rPr>
-              <w:t xml:space="preserve">Необходимая информация о </w:t>
-            </w:r>
-            <w:r>
-              <w:rPr>
-                <w:rStyle w:val="afa"/>
-                <w:rFonts w:ascii="Times New Roman" w:hAnsi="Times New Roman"/>
-                <w:b w:val="0"/>
-                <w:noProof/>
-                <w:sz w:val="24"/>
-                <w:szCs w:val="24"/>
-                <w:lang w:val="en-US"/>
-              </w:rPr>
-              <w:t>CPU</w:t>
-            </w:r>
-          </w:hyperlink>
-        </w:p>
-        <w:p>
-          <w:pPr>
-            <w:pStyle w:val="31"/>
-            <w:ind w:firstLine="426"/>
-            <w:rPr>
-              <w:rFonts w:ascii="Times New Roman" w:eastAsiaTheme="minorEastAsia" w:hAnsi="Times New Roman"/>
-              <w:b w:val="0"/>
-              <w:noProof/>
-              <w:sz w:val="24"/>
-              <w:szCs w:val="24"/>
-            </w:rPr>
-          </w:pPr>
-          <w:hyperlink w:anchor="_Toc231338081" w:history="1">
-            <w:r>
-              <w:rPr>
-                <w:rStyle w:val="afa"/>
-                <w:rFonts w:ascii="Times New Roman" w:hAnsi="Times New Roman"/>
-                <w:b w:val="0"/>
-                <w:noProof/>
-                <w:sz w:val="24"/>
-                <w:szCs w:val="24"/>
-              </w:rPr>
-              <w:t>2</w:t>
-            </w:r>
-            <w:r>
-              <w:rPr>
-                <w:rFonts w:ascii="Times New Roman" w:eastAsiaTheme="minorEastAsia" w:hAnsi="Times New Roman"/>
-                <w:b w:val="0"/>
-                <w:noProof/>
-                <w:sz w:val="24"/>
-                <w:szCs w:val="24"/>
-              </w:rPr>
-              <w:tab/>
-            </w:r>
-            <w:r>
-              <w:rPr>
-                <w:rFonts w:ascii="Times New Roman" w:eastAsiaTheme="minorEastAsia" w:hAnsi="Times New Roman"/>
-                <w:b w:val="0"/>
-                <w:noProof/>
-                <w:sz w:val="24"/>
-                <w:szCs w:val="24"/>
-                <w:lang w:val="en-US"/>
-              </w:rPr>
-              <w:t xml:space="preserve"> </w:t>
-            </w:r>
-            <w:r>
-              <w:rPr>
-                <w:rStyle w:val="afa"/>
-                <w:rFonts w:ascii="Times New Roman" w:hAnsi="Times New Roman"/>
-                <w:b w:val="0"/>
-                <w:noProof/>
                 <w:sz w:val="24"/>
                 <w:szCs w:val="24"/>
               </w:rPr>
@@ -2953,12 +2726,9 @@
         </w:p>
         <w:p>
           <w:pPr>
-            <w:pStyle w:val="31"/>
             <w:ind w:firstLine="426"/>
             <w:rPr>
-              <w:rFonts w:ascii="Times New Roman" w:eastAsiaTheme="minorEastAsia" w:hAnsi="Times New Roman"/>
-              <w:b w:val="0"/>
-              <w:noProof/>
+              <w:rFonts w:eastAsiaTheme="minorEastAsia"/>
               <w:sz w:val="24"/>
               <w:szCs w:val="24"/>
             </w:rPr>
@@ -2967,46 +2737,18 @@
             <w:r>
               <w:rPr>
                 <w:rStyle w:val="afa"/>
-                <w:rFonts w:ascii="Times New Roman" w:hAnsi="Times New Roman"/>
-                <w:b w:val="0"/>
-                <w:noProof/>
                 <w:sz w:val="24"/>
                 <w:szCs w:val="24"/>
               </w:rPr>
-              <w:t>2.1</w:t>
-            </w:r>
-            <w:r>
-              <w:rPr>
-                <w:rStyle w:val="afa"/>
-                <w:rFonts w:ascii="Times New Roman" w:hAnsi="Times New Roman"/>
-                <w:b w:val="0"/>
-                <w:noProof/>
-                <w:sz w:val="24"/>
-                <w:szCs w:val="24"/>
-              </w:rPr>
-              <w:t xml:space="preserve"> </w:t>
-            </w:r>
-            <w:r>
-              <w:rPr>
-                <w:rStyle w:val="afa"/>
-                <w:rFonts w:ascii="Times New Roman" w:hAnsi="Times New Roman"/>
-                <w:b w:val="0"/>
-                <w:noProof/>
-                <w:sz w:val="24"/>
-                <w:szCs w:val="24"/>
-              </w:rPr>
-              <w:t>Выбор средств разработки</w:t>
+              <w:t>2.1 Выбор средств разработки</w:t>
             </w:r>
           </w:hyperlink>
         </w:p>
         <w:p>
           <w:pPr>
-            <w:pStyle w:val="31"/>
             <w:ind w:firstLine="426"/>
             <w:rPr>
-              <w:rFonts w:ascii="Times New Roman" w:eastAsiaTheme="minorEastAsia" w:hAnsi="Times New Roman"/>
-              <w:b w:val="0"/>
-              <w:noProof/>
+              <w:rFonts w:eastAsiaTheme="minorEastAsia"/>
               <w:sz w:val="24"/>
               <w:szCs w:val="24"/>
             </w:rPr>
@@ -3015,46 +2757,18 @@
             <w:r>
               <w:rPr>
                 <w:rStyle w:val="afa"/>
-                <w:rFonts w:ascii="Times New Roman" w:hAnsi="Times New Roman"/>
-                <w:b w:val="0"/>
-                <w:noProof/>
                 <w:sz w:val="24"/>
                 <w:szCs w:val="24"/>
               </w:rPr>
-              <w:t>2.1.1</w:t>
-            </w:r>
-            <w:r>
-              <w:rPr>
-                <w:rStyle w:val="afa"/>
-                <w:rFonts w:ascii="Times New Roman" w:hAnsi="Times New Roman"/>
-                <w:b w:val="0"/>
-                <w:noProof/>
-                <w:sz w:val="24"/>
-                <w:szCs w:val="24"/>
-              </w:rPr>
-              <w:t xml:space="preserve"> </w:t>
-            </w:r>
-            <w:r>
-              <w:rPr>
-                <w:rStyle w:val="afa"/>
-                <w:rFonts w:ascii="Times New Roman" w:hAnsi="Times New Roman"/>
-                <w:b w:val="0"/>
-                <w:noProof/>
-                <w:sz w:val="24"/>
-                <w:szCs w:val="24"/>
-              </w:rPr>
-              <w:t>Выбор языка программирования</w:t>
+              <w:t>2.1.1 Выбор языка программирования</w:t>
             </w:r>
           </w:hyperlink>
         </w:p>
         <w:p>
           <w:pPr>
-            <w:pStyle w:val="31"/>
             <w:ind w:firstLine="426"/>
             <w:rPr>
-              <w:rFonts w:ascii="Times New Roman" w:eastAsiaTheme="minorEastAsia" w:hAnsi="Times New Roman"/>
-              <w:b w:val="0"/>
-              <w:noProof/>
+              <w:rFonts w:eastAsiaTheme="minorEastAsia"/>
               <w:sz w:val="24"/>
               <w:szCs w:val="24"/>
             </w:rPr>
@@ -3063,46 +2777,18 @@
             <w:r>
               <w:rPr>
                 <w:rStyle w:val="afa"/>
-                <w:rFonts w:ascii="Times New Roman" w:hAnsi="Times New Roman"/>
-                <w:b w:val="0"/>
-                <w:noProof/>
                 <w:sz w:val="24"/>
                 <w:szCs w:val="24"/>
               </w:rPr>
-              <w:t>2.1.2</w:t>
-            </w:r>
-            <w:r>
-              <w:rPr>
-                <w:rStyle w:val="afa"/>
-                <w:rFonts w:ascii="Times New Roman" w:hAnsi="Times New Roman"/>
-                <w:b w:val="0"/>
-                <w:noProof/>
-                <w:sz w:val="24"/>
-                <w:szCs w:val="24"/>
-              </w:rPr>
-              <w:t xml:space="preserve"> </w:t>
-            </w:r>
-            <w:r>
-              <w:rPr>
-                <w:rStyle w:val="afa"/>
-                <w:rFonts w:ascii="Times New Roman" w:hAnsi="Times New Roman"/>
-                <w:b w:val="0"/>
-                <w:noProof/>
-                <w:sz w:val="24"/>
-                <w:szCs w:val="24"/>
-              </w:rPr>
-              <w:t>Выбор стандарта языка программирования</w:t>
+              <w:t>2.1.2 Выбор стандарта языка программирования</w:t>
             </w:r>
           </w:hyperlink>
         </w:p>
         <w:p>
           <w:pPr>
-            <w:pStyle w:val="31"/>
             <w:ind w:firstLine="426"/>
             <w:rPr>
-              <w:rFonts w:ascii="Times New Roman" w:eastAsiaTheme="minorEastAsia" w:hAnsi="Times New Roman"/>
-              <w:b w:val="0"/>
-              <w:noProof/>
+              <w:rFonts w:eastAsiaTheme="minorEastAsia"/>
               <w:sz w:val="24"/>
               <w:szCs w:val="24"/>
             </w:rPr>
@@ -3111,69 +2797,18 @@
             <w:r>
               <w:rPr>
                 <w:rStyle w:val="afa"/>
-                <w:rFonts w:ascii="Times New Roman" w:hAnsi="Times New Roman"/>
-                <w:b w:val="0"/>
-                <w:noProof/>
                 <w:sz w:val="24"/>
                 <w:szCs w:val="24"/>
               </w:rPr>
-              <w:t>2.1.3</w:t>
-            </w:r>
-            <w:r>
-              <w:rPr>
-                <w:rStyle w:val="afa"/>
-                <w:rFonts w:ascii="Times New Roman" w:hAnsi="Times New Roman"/>
-                <w:b w:val="0"/>
-                <w:noProof/>
-                <w:sz w:val="24"/>
-                <w:szCs w:val="24"/>
-              </w:rPr>
-              <w:t xml:space="preserve"> </w:t>
-            </w:r>
-            <w:r>
-              <w:rPr>
-                <w:rStyle w:val="afa"/>
-                <w:rFonts w:ascii="Times New Roman" w:hAnsi="Times New Roman"/>
-                <w:b w:val="0"/>
-                <w:noProof/>
-                <w:sz w:val="24"/>
-                <w:szCs w:val="24"/>
-              </w:rPr>
-              <w:t>Использование</w:t>
-            </w:r>
-            <w:r>
-              <w:rPr>
-                <w:rStyle w:val="afa"/>
-                <w:rFonts w:ascii="Times New Roman" w:hAnsi="Times New Roman"/>
-                <w:b w:val="0"/>
-                <w:noProof/>
-                <w:sz w:val="24"/>
-                <w:szCs w:val="24"/>
-                <w:lang w:val="en-US"/>
-              </w:rPr>
-              <w:t xml:space="preserve"> SISD</w:t>
-            </w:r>
-            <w:r>
-              <w:rPr>
-                <w:rStyle w:val="afa"/>
-                <w:rFonts w:ascii="Times New Roman" w:hAnsi="Times New Roman"/>
-                <w:b w:val="0"/>
-                <w:noProof/>
-                <w:sz w:val="24"/>
-                <w:szCs w:val="24"/>
-              </w:rPr>
-              <w:t xml:space="preserve"> и SIMD</w:t>
+              <w:t>2.1.3 Использование SISD и SIMD</w:t>
             </w:r>
           </w:hyperlink>
         </w:p>
         <w:p>
           <w:pPr>
-            <w:pStyle w:val="31"/>
             <w:ind w:firstLine="426"/>
             <w:rPr>
-              <w:rFonts w:ascii="Times New Roman" w:eastAsiaTheme="minorEastAsia" w:hAnsi="Times New Roman"/>
-              <w:b w:val="0"/>
-              <w:noProof/>
+              <w:rFonts w:eastAsiaTheme="minorEastAsia"/>
               <w:sz w:val="24"/>
               <w:szCs w:val="24"/>
             </w:rPr>
@@ -3182,47 +2817,17 @@
             <w:r>
               <w:rPr>
                 <w:rStyle w:val="afa"/>
-                <w:rFonts w:ascii="Times New Roman" w:hAnsi="Times New Roman"/>
-                <w:b w:val="0"/>
-                <w:noProof/>
                 <w:sz w:val="24"/>
                 <w:szCs w:val="24"/>
               </w:rPr>
-              <w:t>2.1.4</w:t>
-            </w:r>
-            <w:r>
-              <w:rPr>
-                <w:rStyle w:val="afa"/>
-                <w:rFonts w:ascii="Times New Roman" w:hAnsi="Times New Roman"/>
-                <w:b w:val="0"/>
-                <w:noProof/>
-                <w:sz w:val="24"/>
-                <w:szCs w:val="24"/>
-              </w:rPr>
-              <w:t xml:space="preserve"> </w:t>
-            </w:r>
-            <w:r>
-              <w:rPr>
-                <w:rStyle w:val="afa"/>
-                <w:rFonts w:ascii="Times New Roman" w:hAnsi="Times New Roman"/>
-                <w:b w:val="0"/>
-                <w:noProof/>
-                <w:sz w:val="24"/>
-                <w:szCs w:val="24"/>
-              </w:rPr>
-              <w:t>Выбор среды разработки</w:t>
+              <w:t>2.1.4 Выбор среды разработки</w:t>
             </w:r>
           </w:hyperlink>
         </w:p>
         <w:p>
           <w:pPr>
-            <w:pStyle w:val="31"/>
             <w:ind w:firstLine="426"/>
             <w:rPr>
-              <w:rStyle w:val="afa"/>
-              <w:rFonts w:ascii="Times New Roman" w:hAnsi="Times New Roman"/>
-              <w:b w:val="0"/>
-              <w:noProof/>
               <w:sz w:val="24"/>
               <w:szCs w:val="24"/>
             </w:rPr>
@@ -3231,60 +2836,17 @@
             <w:r>
               <w:rPr>
                 <w:rStyle w:val="afa"/>
-                <w:rFonts w:ascii="Times New Roman" w:hAnsi="Times New Roman"/>
-                <w:b w:val="0"/>
-                <w:noProof/>
                 <w:sz w:val="24"/>
                 <w:szCs w:val="24"/>
               </w:rPr>
-              <w:t>2.1.5</w:t>
-            </w:r>
-            <w:r>
-              <w:rPr>
-                <w:rStyle w:val="afa"/>
-                <w:rFonts w:ascii="Times New Roman" w:hAnsi="Times New Roman"/>
-                <w:b w:val="0"/>
-                <w:noProof/>
-                <w:sz w:val="24"/>
-                <w:szCs w:val="24"/>
-              </w:rPr>
-              <w:t xml:space="preserve"> </w:t>
-            </w:r>
-            <w:r>
-              <w:rPr>
-                <w:rStyle w:val="afa"/>
-                <w:rFonts w:ascii="Times New Roman" w:hAnsi="Times New Roman"/>
-                <w:b w:val="0"/>
-                <w:noProof/>
-                <w:sz w:val="24"/>
-                <w:szCs w:val="24"/>
-              </w:rPr>
-              <w:t>Выбор операционной системы</w:t>
+              <w:t>2.1.5 Выбор операционной системы</w:t>
             </w:r>
           </w:hyperlink>
         </w:p>
         <w:p>
           <w:pPr>
             <w:ind w:firstLine="426"/>
-            <w:sectPr>
-              <w:type w:val="continuous"/>
-              <w:pgSz w:w="11906" w:h="16838"/>
-              <w:pgMar w:top="1134" w:right="850" w:bottom="1134" w:left="1701" w:header="709" w:footer="283" w:gutter="0"/>
-              <w:cols w:space="720"/>
-              <w:formProt w:val="0"/>
-              <w:titlePg/>
-              <w:docGrid w:linePitch="381"/>
-            </w:sectPr>
-          </w:pPr>
-        </w:p>
-        <w:p>
-          <w:pPr>
-            <w:pStyle w:val="31"/>
-            <w:ind w:firstLine="426"/>
             <w:rPr>
-              <w:rFonts w:ascii="Times New Roman" w:eastAsiaTheme="minorEastAsia" w:hAnsi="Times New Roman"/>
-              <w:b w:val="0"/>
-              <w:noProof/>
               <w:sz w:val="24"/>
               <w:szCs w:val="24"/>
             </w:rPr>
@@ -3301,12 +2863,28 @@
         </w:p>
         <w:p>
           <w:pPr>
-            <w:pStyle w:val="31"/>
             <w:ind w:firstLine="426"/>
             <w:rPr>
-              <w:rFonts w:ascii="Times New Roman" w:eastAsiaTheme="minorEastAsia" w:hAnsi="Times New Roman"/>
-              <w:b w:val="0"/>
-              <w:noProof/>
+              <w:rFonts w:eastAsiaTheme="minorEastAsia"/>
+              <w:sz w:val="24"/>
+              <w:szCs w:val="24"/>
+            </w:rPr>
+            <w:sectPr>
+              <w:type w:val="continuous"/>
+              <w:pgSz w:w="11906" w:h="16838"/>
+              <w:pgMar w:top="1134" w:right="850" w:bottom="1134" w:left="1701" w:header="709" w:footer="283" w:gutter="0"/>
+              <w:cols w:space="720"/>
+              <w:formProt w:val="0"/>
+              <w:titlePg/>
+              <w:docGrid w:linePitch="381"/>
+            </w:sectPr>
+          </w:pPr>
+        </w:p>
+        <w:p>
+          <w:pPr>
+            <w:ind w:firstLine="426"/>
+            <w:rPr>
+              <w:rFonts w:eastAsiaTheme="minorEastAsia"/>
               <w:sz w:val="24"/>
               <w:szCs w:val="24"/>
             </w:rPr>
@@ -3315,20 +2893,135 @@
             <w:r>
               <w:rPr>
                 <w:rStyle w:val="afa"/>
-                <w:rFonts w:ascii="Times New Roman" w:hAnsi="Times New Roman"/>
-                <w:b w:val="0"/>
-                <w:noProof/>
                 <w:sz w:val="24"/>
                 <w:szCs w:val="24"/>
               </w:rPr>
-              <w:t>2.2</w:t>
+              <w:t>2.2 Архитектура библиотеки</w:t>
+            </w:r>
+          </w:hyperlink>
+        </w:p>
+        <w:p>
+          <w:pPr>
+            <w:ind w:firstLine="426"/>
+            <w:rPr>
+              <w:rFonts w:eastAsiaTheme="minorEastAsia"/>
+              <w:sz w:val="24"/>
+              <w:szCs w:val="24"/>
+            </w:rPr>
+          </w:pPr>
+          <w:hyperlink w:anchor="_Toc231338089" w:history="1">
+            <w:r>
+              <w:rPr>
+                <w:rStyle w:val="afa"/>
+                <w:sz w:val="24"/>
+                <w:szCs w:val="24"/>
+              </w:rPr>
+              <w:t>2.2.1 Способ взаимодействия и работа с памятью</w:t>
+            </w:r>
+          </w:hyperlink>
+        </w:p>
+        <w:p>
+          <w:pPr>
+            <w:ind w:firstLine="426"/>
+            <w:rPr>
+              <w:rFonts w:eastAsiaTheme="minorEastAsia"/>
+              <w:sz w:val="24"/>
+              <w:szCs w:val="24"/>
+            </w:rPr>
+          </w:pPr>
+          <w:hyperlink w:anchor="_Toc231338090" w:history="1">
+            <w:r>
+              <w:rPr>
+                <w:rStyle w:val="afa"/>
+                <w:sz w:val="24"/>
+                <w:szCs w:val="24"/>
+              </w:rPr>
+              <w:t>2.2.2 Архитектура</w:t>
+            </w:r>
+          </w:hyperlink>
+        </w:p>
+        <w:p>
+          <w:pPr>
+            <w:ind w:firstLine="426"/>
+            <w:rPr>
+              <w:rFonts w:eastAsiaTheme="minorEastAsia"/>
+              <w:sz w:val="24"/>
+              <w:szCs w:val="24"/>
+            </w:rPr>
+          </w:pPr>
+          <w:hyperlink w:anchor="_Toc231338091" w:history="1">
+            <w:r>
+              <w:rPr>
+                <w:rStyle w:val="afa"/>
+                <w:sz w:val="24"/>
+                <w:szCs w:val="24"/>
+              </w:rPr>
+              <w:t>2.3 Алгоритмы и структуры данных</w:t>
+            </w:r>
+          </w:hyperlink>
+        </w:p>
+        <w:p>
+          <w:pPr>
+            <w:ind w:firstLine="426"/>
+            <w:rPr>
+              <w:rFonts w:eastAsiaTheme="minorEastAsia"/>
+              <w:sz w:val="24"/>
+              <w:szCs w:val="24"/>
+            </w:rPr>
+          </w:pPr>
+          <w:hyperlink w:anchor="_Toc231338092" w:history="1">
+            <w:r>
+              <w:rPr>
+                <w:rStyle w:val="afa"/>
+                <w:sz w:val="24"/>
+                <w:szCs w:val="24"/>
+              </w:rPr>
+              <w:t>2.3.1 ABI – интерфейс бинарного взаимодействия</w:t>
+            </w:r>
+          </w:hyperlink>
+        </w:p>
+        <w:p>
+          <w:pPr>
+            <w:ind w:firstLine="426"/>
+            <w:rPr>
+              <w:rFonts w:eastAsiaTheme="minorEastAsia"/>
+              <w:sz w:val="24"/>
+              <w:szCs w:val="24"/>
+            </w:rPr>
+          </w:pPr>
+          <w:hyperlink w:anchor="_Toc231338093" w:history="1">
+            <w:r>
+              <w:rPr>
+                <w:rStyle w:val="afa"/>
+                <w:sz w:val="24"/>
+                <w:szCs w:val="24"/>
+              </w:rPr>
+              <w:t>2.3.2 Middleware – диспетчер реализаций</w:t>
+            </w:r>
+          </w:hyperlink>
+        </w:p>
+        <w:p>
+          <w:pPr>
+            <w:ind w:firstLine="426"/>
+            <w:rPr>
+              <w:rFonts w:eastAsiaTheme="minorEastAsia"/>
+              <w:sz w:val="24"/>
+              <w:szCs w:val="24"/>
+            </w:rPr>
+          </w:pPr>
+          <w:hyperlink w:anchor="_Toc231338094" w:history="1">
+            <w:r>
+              <w:rPr>
+                <w:rStyle w:val="afa"/>
+                <w:sz w:val="24"/>
+                <w:szCs w:val="24"/>
+              </w:rPr>
+              <w:t>2.3.3</w:t>
             </w:r>
             <w:r>
               <w:rPr>
                 <w:rStyle w:val="afa"/>
-                <w:rFonts w:ascii="Times New Roman" w:hAnsi="Times New Roman"/>
-                <w:b w:val="0"/>
-                <w:noProof/>
+                <w:rFonts w:eastAsiaTheme="minorEastAsia"/>
                 <w:sz w:val="24"/>
                 <w:szCs w:val="24"/>
               </w:rPr>
@@ -3337,321 +3030,6 @@
             <w:r>
               <w:rPr>
                 <w:rStyle w:val="afa"/>
-                <w:rFonts w:ascii="Times New Roman" w:hAnsi="Times New Roman"/>
-                <w:b w:val="0"/>
-                <w:noProof/>
-                <w:sz w:val="24"/>
-                <w:szCs w:val="24"/>
-              </w:rPr>
-              <w:t>Архитектура библиотеки</w:t>
-            </w:r>
-          </w:hyperlink>
-        </w:p>
-        <w:p>
-          <w:pPr>
-            <w:pStyle w:val="31"/>
-            <w:ind w:firstLine="426"/>
-            <w:rPr>
-              <w:rFonts w:ascii="Times New Roman" w:eastAsiaTheme="minorEastAsia" w:hAnsi="Times New Roman"/>
-              <w:b w:val="0"/>
-              <w:noProof/>
-              <w:sz w:val="24"/>
-              <w:szCs w:val="24"/>
-            </w:rPr>
-          </w:pPr>
-          <w:hyperlink w:anchor="_Toc231338089" w:history="1">
-            <w:r>
-              <w:rPr>
-                <w:rStyle w:val="afa"/>
-                <w:rFonts w:ascii="Times New Roman" w:hAnsi="Times New Roman"/>
-                <w:b w:val="0"/>
-                <w:noProof/>
-                <w:sz w:val="24"/>
-                <w:szCs w:val="24"/>
-              </w:rPr>
-              <w:t>2.2.1</w:t>
-            </w:r>
-            <w:r>
-              <w:rPr>
-                <w:rStyle w:val="afa"/>
-                <w:rFonts w:ascii="Times New Roman" w:hAnsi="Times New Roman"/>
-                <w:b w:val="0"/>
-                <w:noProof/>
-                <w:sz w:val="24"/>
-                <w:szCs w:val="24"/>
-              </w:rPr>
-              <w:t xml:space="preserve"> </w:t>
-            </w:r>
-            <w:r>
-              <w:rPr>
-                <w:rStyle w:val="afa"/>
-                <w:rFonts w:ascii="Times New Roman" w:hAnsi="Times New Roman"/>
-                <w:b w:val="0"/>
-                <w:noProof/>
-                <w:sz w:val="24"/>
-                <w:szCs w:val="24"/>
-              </w:rPr>
-              <w:t>Способ взаимодействия и работа с памятью</w:t>
-            </w:r>
-          </w:hyperlink>
-        </w:p>
-        <w:p>
-          <w:pPr>
-            <w:pStyle w:val="31"/>
-            <w:ind w:firstLine="426"/>
-            <w:rPr>
-              <w:rFonts w:ascii="Times New Roman" w:eastAsiaTheme="minorEastAsia" w:hAnsi="Times New Roman"/>
-              <w:b w:val="0"/>
-              <w:noProof/>
-              <w:sz w:val="24"/>
-              <w:szCs w:val="24"/>
-            </w:rPr>
-          </w:pPr>
-          <w:hyperlink w:anchor="_Toc231338090" w:history="1">
-            <w:r>
-              <w:rPr>
-                <w:rStyle w:val="afa"/>
-                <w:rFonts w:ascii="Times New Roman" w:hAnsi="Times New Roman"/>
-                <w:b w:val="0"/>
-                <w:noProof/>
-                <w:sz w:val="24"/>
-                <w:szCs w:val="24"/>
-              </w:rPr>
-              <w:t>2.2.2</w:t>
-            </w:r>
-            <w:r>
-              <w:rPr>
-                <w:rStyle w:val="afa"/>
-                <w:rFonts w:ascii="Times New Roman" w:hAnsi="Times New Roman"/>
-                <w:b w:val="0"/>
-                <w:noProof/>
-                <w:sz w:val="24"/>
-                <w:szCs w:val="24"/>
-              </w:rPr>
-              <w:t xml:space="preserve"> </w:t>
-            </w:r>
-            <w:r>
-              <w:rPr>
-                <w:rStyle w:val="afa"/>
-                <w:rFonts w:ascii="Times New Roman" w:hAnsi="Times New Roman"/>
-                <w:b w:val="0"/>
-                <w:noProof/>
-                <w:sz w:val="24"/>
-                <w:szCs w:val="24"/>
-              </w:rPr>
-              <w:t>Архитектура</w:t>
-            </w:r>
-          </w:hyperlink>
-        </w:p>
-        <w:p>
-          <w:pPr>
-            <w:pStyle w:val="31"/>
-            <w:ind w:firstLine="426"/>
-            <w:rPr>
-              <w:rFonts w:ascii="Times New Roman" w:eastAsiaTheme="minorEastAsia" w:hAnsi="Times New Roman"/>
-              <w:b w:val="0"/>
-              <w:noProof/>
-              <w:sz w:val="24"/>
-              <w:szCs w:val="24"/>
-            </w:rPr>
-          </w:pPr>
-          <w:hyperlink w:anchor="_Toc231338091" w:history="1">
-            <w:r>
-              <w:rPr>
-                <w:rStyle w:val="afa"/>
-                <w:rFonts w:ascii="Times New Roman" w:hAnsi="Times New Roman"/>
-                <w:b w:val="0"/>
-                <w:noProof/>
-                <w:sz w:val="24"/>
-                <w:szCs w:val="24"/>
-              </w:rPr>
-              <w:t>2.3</w:t>
-            </w:r>
-            <w:r>
-              <w:rPr>
-                <w:rStyle w:val="afa"/>
-                <w:rFonts w:ascii="Times New Roman" w:hAnsi="Times New Roman"/>
-                <w:b w:val="0"/>
-                <w:noProof/>
-                <w:sz w:val="24"/>
-                <w:szCs w:val="24"/>
-              </w:rPr>
-              <w:t xml:space="preserve"> </w:t>
-            </w:r>
-            <w:r>
-              <w:rPr>
-                <w:rStyle w:val="afa"/>
-                <w:rFonts w:ascii="Times New Roman" w:hAnsi="Times New Roman"/>
-                <w:b w:val="0"/>
-                <w:noProof/>
-                <w:sz w:val="24"/>
-                <w:szCs w:val="24"/>
-              </w:rPr>
-              <w:t>Алгоритмы и структуры данных</w:t>
-            </w:r>
-          </w:hyperlink>
-        </w:p>
-        <w:p>
-          <w:pPr>
-            <w:pStyle w:val="31"/>
-            <w:ind w:firstLine="426"/>
-            <w:rPr>
-              <w:rFonts w:ascii="Times New Roman" w:eastAsiaTheme="minorEastAsia" w:hAnsi="Times New Roman"/>
-              <w:b w:val="0"/>
-              <w:noProof/>
-              <w:sz w:val="24"/>
-              <w:szCs w:val="24"/>
-            </w:rPr>
-          </w:pPr>
-          <w:hyperlink w:anchor="_Toc231338092" w:history="1">
-            <w:r>
-              <w:rPr>
-                <w:rStyle w:val="afa"/>
-                <w:rFonts w:ascii="Times New Roman" w:hAnsi="Times New Roman"/>
-                <w:b w:val="0"/>
-                <w:noProof/>
-                <w:sz w:val="24"/>
-                <w:szCs w:val="24"/>
-              </w:rPr>
-              <w:t>2.3.1</w:t>
-            </w:r>
-            <w:r>
-              <w:rPr>
-                <w:rStyle w:val="afa"/>
-                <w:rFonts w:ascii="Times New Roman" w:hAnsi="Times New Roman"/>
-                <w:b w:val="0"/>
-                <w:noProof/>
-                <w:sz w:val="24"/>
-                <w:szCs w:val="24"/>
-              </w:rPr>
-              <w:t xml:space="preserve"> </w:t>
-            </w:r>
-            <w:r>
-              <w:rPr>
-                <w:rStyle w:val="afa"/>
-                <w:rFonts w:ascii="Times New Roman" w:hAnsi="Times New Roman"/>
-                <w:b w:val="0"/>
-                <w:noProof/>
-                <w:sz w:val="24"/>
-                <w:szCs w:val="24"/>
-                <w:lang w:val="en-US"/>
-              </w:rPr>
-              <w:t>ABI</w:t>
-            </w:r>
-            <w:r>
-              <w:rPr>
-                <w:rStyle w:val="afa"/>
-                <w:rFonts w:ascii="Times New Roman" w:hAnsi="Times New Roman"/>
-                <w:b w:val="0"/>
-                <w:noProof/>
-                <w:sz w:val="24"/>
-                <w:szCs w:val="24"/>
-              </w:rPr>
-              <w:t xml:space="preserve"> – интерфейс бинарного взаимодействия</w:t>
-            </w:r>
-          </w:hyperlink>
-        </w:p>
-        <w:p>
-          <w:pPr>
-            <w:pStyle w:val="31"/>
-            <w:ind w:firstLine="426"/>
-            <w:rPr>
-              <w:rFonts w:ascii="Times New Roman" w:eastAsiaTheme="minorEastAsia" w:hAnsi="Times New Roman"/>
-              <w:b w:val="0"/>
-              <w:noProof/>
-              <w:sz w:val="24"/>
-              <w:szCs w:val="24"/>
-            </w:rPr>
-          </w:pPr>
-          <w:hyperlink w:anchor="_Toc231338093" w:history="1">
-            <w:r>
-              <w:rPr>
-                <w:rStyle w:val="afa"/>
-                <w:rFonts w:ascii="Times New Roman" w:hAnsi="Times New Roman"/>
-                <w:b w:val="0"/>
-                <w:noProof/>
-                <w:sz w:val="24"/>
-                <w:szCs w:val="24"/>
-              </w:rPr>
-              <w:t>2.3.2</w:t>
-            </w:r>
-            <w:r>
-              <w:rPr>
-                <w:rStyle w:val="afa"/>
-                <w:rFonts w:ascii="Times New Roman" w:hAnsi="Times New Roman"/>
-                <w:b w:val="0"/>
-                <w:noProof/>
-                <w:sz w:val="24"/>
-                <w:szCs w:val="24"/>
-              </w:rPr>
-              <w:t xml:space="preserve"> </w:t>
-            </w:r>
-            <w:r>
-              <w:rPr>
-                <w:rStyle w:val="afa"/>
-                <w:rFonts w:ascii="Times New Roman" w:hAnsi="Times New Roman"/>
-                <w:b w:val="0"/>
-                <w:noProof/>
-                <w:sz w:val="24"/>
-                <w:szCs w:val="24"/>
-                <w:lang w:val="en-US"/>
-              </w:rPr>
-              <w:t>Middleware</w:t>
-            </w:r>
-            <w:r>
-              <w:rPr>
-                <w:rStyle w:val="afa"/>
-                <w:rFonts w:ascii="Times New Roman" w:hAnsi="Times New Roman"/>
-                <w:b w:val="0"/>
-                <w:noProof/>
-                <w:sz w:val="24"/>
-                <w:szCs w:val="24"/>
-              </w:rPr>
-              <w:t xml:space="preserve"> – диспетчер реализаций</w:t>
-            </w:r>
-          </w:hyperlink>
-        </w:p>
-        <w:p>
-          <w:pPr>
-            <w:pStyle w:val="31"/>
-            <w:ind w:firstLine="426"/>
-            <w:rPr>
-              <w:rFonts w:ascii="Times New Roman" w:eastAsiaTheme="minorEastAsia" w:hAnsi="Times New Roman"/>
-              <w:b w:val="0"/>
-              <w:noProof/>
-              <w:sz w:val="24"/>
-              <w:szCs w:val="24"/>
-            </w:rPr>
-          </w:pPr>
-          <w:hyperlink w:anchor="_Toc231338094" w:history="1">
-            <w:r>
-              <w:rPr>
-                <w:rStyle w:val="afa"/>
-                <w:rFonts w:ascii="Times New Roman" w:hAnsi="Times New Roman"/>
-                <w:b w:val="0"/>
-                <w:noProof/>
-                <w:sz w:val="24"/>
-                <w:szCs w:val="24"/>
-              </w:rPr>
-              <w:t>2.3.3</w:t>
-            </w:r>
-            <w:r>
-              <w:rPr>
-                <w:rFonts w:ascii="Times New Roman" w:eastAsiaTheme="minorEastAsia" w:hAnsi="Times New Roman"/>
-                <w:b w:val="0"/>
-                <w:noProof/>
-                <w:sz w:val="24"/>
-                <w:szCs w:val="24"/>
-                <w:lang w:val="en-US"/>
-              </w:rPr>
-              <w:t xml:space="preserve"> </w:t>
-            </w:r>
-            <w:r>
-              <w:rPr>
-                <w:rStyle w:val="afa"/>
-                <w:rFonts w:ascii="Times New Roman" w:hAnsi="Times New Roman"/>
-                <w:b w:val="0"/>
-                <w:noProof/>
                 <w:sz w:val="24"/>
                 <w:szCs w:val="24"/>
               </w:rPr>
@@ -3661,12 +3039,9 @@
         </w:p>
         <w:p>
           <w:pPr>
-            <w:pStyle w:val="31"/>
             <w:ind w:firstLine="426"/>
             <w:rPr>
-              <w:rFonts w:ascii="Times New Roman" w:eastAsiaTheme="minorEastAsia" w:hAnsi="Times New Roman"/>
-              <w:b w:val="0"/>
-              <w:noProof/>
+              <w:rFonts w:eastAsiaTheme="minorEastAsia"/>
               <w:sz w:val="24"/>
               <w:szCs w:val="24"/>
             </w:rPr>
@@ -3675,20 +3050,135 @@
             <w:r>
               <w:rPr>
                 <w:rStyle w:val="afa"/>
-                <w:rFonts w:ascii="Times New Roman" w:hAnsi="Times New Roman"/>
-                <w:b w:val="0"/>
-                <w:noProof/>
                 <w:sz w:val="24"/>
                 <w:szCs w:val="24"/>
               </w:rPr>
-              <w:t>2.3.4</w:t>
+              <w:t>2.3.4 Реализация алгоритмов вычисления суммы соседей</w:t>
+            </w:r>
+          </w:hyperlink>
+        </w:p>
+        <w:p>
+          <w:pPr>
+            <w:ind w:firstLine="426"/>
+            <w:rPr>
+              <w:rFonts w:eastAsiaTheme="minorEastAsia"/>
+              <w:sz w:val="24"/>
+              <w:szCs w:val="24"/>
+            </w:rPr>
+          </w:pPr>
+          <w:hyperlink w:anchor="_Toc231338096" w:history="1">
+            <w:r>
+              <w:rPr>
+                <w:rStyle w:val="afa"/>
+                <w:sz w:val="24"/>
+                <w:szCs w:val="24"/>
+              </w:rPr>
+              <w:t>2.3.5 Реализация алгоритмов применения правил B и S</w:t>
+            </w:r>
+          </w:hyperlink>
+        </w:p>
+        <w:p>
+          <w:pPr>
+            <w:ind w:firstLine="426"/>
+            <w:rPr>
+              <w:rFonts w:eastAsiaTheme="minorEastAsia"/>
+              <w:sz w:val="24"/>
+              <w:szCs w:val="24"/>
+            </w:rPr>
+          </w:pPr>
+          <w:hyperlink w:anchor="_Toc231338097" w:history="1">
+            <w:r>
+              <w:rPr>
+                <w:rStyle w:val="afa"/>
+                <w:sz w:val="24"/>
+                <w:szCs w:val="24"/>
+              </w:rPr>
+              <w:t>2.3.6 Плоский массив</w:t>
+            </w:r>
+          </w:hyperlink>
+        </w:p>
+        <w:p>
+          <w:pPr>
+            <w:ind w:firstLine="426"/>
+            <w:rPr>
+              <w:rFonts w:eastAsiaTheme="minorEastAsia"/>
+              <w:sz w:val="24"/>
+              <w:szCs w:val="24"/>
+            </w:rPr>
+          </w:pPr>
+          <w:hyperlink w:anchor="_Toc231338098" w:history="1">
+            <w:r>
+              <w:rPr>
+                <w:rStyle w:val="afa"/>
+                <w:sz w:val="24"/>
+                <w:szCs w:val="24"/>
+              </w:rPr>
+              <w:t>2.3.7 Результат выполнения</w:t>
+            </w:r>
+          </w:hyperlink>
+        </w:p>
+        <w:p>
+          <w:pPr>
+            <w:ind w:firstLine="426"/>
+            <w:rPr>
+              <w:rFonts w:eastAsiaTheme="minorEastAsia"/>
+              <w:sz w:val="24"/>
+              <w:szCs w:val="24"/>
+            </w:rPr>
+          </w:pPr>
+          <w:hyperlink w:anchor="_Toc231338099" w:history="1">
+            <w:r>
+              <w:rPr>
+                <w:rStyle w:val="afa"/>
+                <w:sz w:val="24"/>
+                <w:szCs w:val="24"/>
+              </w:rPr>
+              <w:t>2.3.8 Класс с клеточным автоматом</w:t>
+            </w:r>
+          </w:hyperlink>
+        </w:p>
+        <w:p>
+          <w:pPr>
+            <w:ind w:firstLine="426"/>
+            <w:rPr>
+              <w:rFonts w:eastAsiaTheme="minorEastAsia"/>
+              <w:sz w:val="24"/>
+              <w:szCs w:val="24"/>
+            </w:rPr>
+          </w:pPr>
+          <w:hyperlink w:anchor="_Toc231338100" w:history="1">
+            <w:r>
+              <w:rPr>
+                <w:rStyle w:val="afa"/>
+                <w:sz w:val="24"/>
+                <w:szCs w:val="24"/>
+              </w:rPr>
+              <w:t>2.4 Бенчмарк</w:t>
+            </w:r>
+          </w:hyperlink>
+        </w:p>
+        <w:p>
+          <w:pPr>
+            <w:ind w:firstLine="426"/>
+            <w:rPr>
+              <w:rFonts w:eastAsiaTheme="minorEastAsia"/>
+              <w:sz w:val="24"/>
+              <w:szCs w:val="24"/>
+            </w:rPr>
+          </w:pPr>
+          <w:hyperlink w:anchor="_Toc231338102" w:history="1">
+            <w:r>
+              <w:rPr>
+                <w:rStyle w:val="afa"/>
+                <w:sz w:val="24"/>
+                <w:szCs w:val="24"/>
+              </w:rPr>
+              <w:t>3</w:t>
             </w:r>
             <w:r>
               <w:rPr>
                 <w:rStyle w:val="afa"/>
-                <w:rFonts w:ascii="Times New Roman" w:hAnsi="Times New Roman"/>
-                <w:b w:val="0"/>
-                <w:noProof/>
+                <w:rFonts w:eastAsiaTheme="minorEastAsia"/>
                 <w:sz w:val="24"/>
                 <w:szCs w:val="24"/>
               </w:rPr>
@@ -3697,331 +3187,6 @@
             <w:r>
               <w:rPr>
                 <w:rStyle w:val="afa"/>
-                <w:rFonts w:ascii="Times New Roman" w:hAnsi="Times New Roman"/>
-                <w:b w:val="0"/>
-                <w:noProof/>
-                <w:sz w:val="24"/>
-                <w:szCs w:val="24"/>
-              </w:rPr>
-              <w:t>Реализация алгоритмов вычисления суммы соседей</w:t>
-            </w:r>
-          </w:hyperlink>
-        </w:p>
-        <w:p>
-          <w:pPr>
-            <w:pStyle w:val="31"/>
-            <w:ind w:firstLine="426"/>
-            <w:rPr>
-              <w:rFonts w:ascii="Times New Roman" w:eastAsiaTheme="minorEastAsia" w:hAnsi="Times New Roman"/>
-              <w:b w:val="0"/>
-              <w:noProof/>
-              <w:sz w:val="24"/>
-              <w:szCs w:val="24"/>
-            </w:rPr>
-          </w:pPr>
-          <w:hyperlink w:anchor="_Toc231338096" w:history="1">
-            <w:r>
-              <w:rPr>
-                <w:rStyle w:val="afa"/>
-                <w:rFonts w:ascii="Times New Roman" w:hAnsi="Times New Roman"/>
-                <w:b w:val="0"/>
-                <w:noProof/>
-                <w:sz w:val="24"/>
-                <w:szCs w:val="24"/>
-              </w:rPr>
-              <w:t>2.3.5</w:t>
-            </w:r>
-            <w:r>
-              <w:rPr>
-                <w:rStyle w:val="afa"/>
-                <w:rFonts w:ascii="Times New Roman" w:hAnsi="Times New Roman"/>
-                <w:b w:val="0"/>
-                <w:noProof/>
-                <w:sz w:val="24"/>
-                <w:szCs w:val="24"/>
-              </w:rPr>
-              <w:t xml:space="preserve"> </w:t>
-            </w:r>
-            <w:r>
-              <w:rPr>
-                <w:rStyle w:val="afa"/>
-                <w:rFonts w:ascii="Times New Roman" w:hAnsi="Times New Roman"/>
-                <w:b w:val="0"/>
-                <w:noProof/>
-                <w:sz w:val="24"/>
-                <w:szCs w:val="24"/>
-              </w:rPr>
-              <w:t xml:space="preserve">Реализация алгоритмов применения правил </w:t>
-            </w:r>
-            <w:r>
-              <w:rPr>
-                <w:rStyle w:val="afa"/>
-                <w:rFonts w:ascii="Times New Roman" w:hAnsi="Times New Roman"/>
-                <w:b w:val="0"/>
-                <w:noProof/>
-                <w:sz w:val="24"/>
-                <w:szCs w:val="24"/>
-                <w:lang w:val="en-US"/>
-              </w:rPr>
-              <w:t>B</w:t>
-            </w:r>
-            <w:r>
-              <w:rPr>
-                <w:rStyle w:val="afa"/>
-                <w:rFonts w:ascii="Times New Roman" w:hAnsi="Times New Roman"/>
-                <w:b w:val="0"/>
-                <w:noProof/>
-                <w:sz w:val="24"/>
-                <w:szCs w:val="24"/>
-              </w:rPr>
-              <w:t xml:space="preserve"> и </w:t>
-            </w:r>
-            <w:r>
-              <w:rPr>
-                <w:rStyle w:val="afa"/>
-                <w:rFonts w:ascii="Times New Roman" w:hAnsi="Times New Roman"/>
-                <w:b w:val="0"/>
-                <w:noProof/>
-                <w:sz w:val="24"/>
-                <w:szCs w:val="24"/>
-                <w:lang w:val="en-US"/>
-              </w:rPr>
-              <w:t>S</w:t>
-            </w:r>
-          </w:hyperlink>
-        </w:p>
-        <w:p>
-          <w:pPr>
-            <w:pStyle w:val="31"/>
-            <w:ind w:firstLine="426"/>
-            <w:rPr>
-              <w:rFonts w:ascii="Times New Roman" w:eastAsiaTheme="minorEastAsia" w:hAnsi="Times New Roman"/>
-              <w:b w:val="0"/>
-              <w:noProof/>
-              <w:sz w:val="24"/>
-              <w:szCs w:val="24"/>
-            </w:rPr>
-          </w:pPr>
-          <w:hyperlink w:anchor="_Toc231338097" w:history="1">
-            <w:r>
-              <w:rPr>
-                <w:rStyle w:val="afa"/>
-                <w:rFonts w:ascii="Times New Roman" w:hAnsi="Times New Roman"/>
-                <w:b w:val="0"/>
-                <w:noProof/>
-                <w:sz w:val="24"/>
-                <w:szCs w:val="24"/>
-              </w:rPr>
-              <w:t>2.3.6</w:t>
-            </w:r>
-            <w:r>
-              <w:rPr>
-                <w:rStyle w:val="afa"/>
-                <w:rFonts w:ascii="Times New Roman" w:hAnsi="Times New Roman"/>
-                <w:b w:val="0"/>
-                <w:noProof/>
-                <w:sz w:val="24"/>
-                <w:szCs w:val="24"/>
-              </w:rPr>
-              <w:t xml:space="preserve"> </w:t>
-            </w:r>
-            <w:r>
-              <w:rPr>
-                <w:rStyle w:val="afa"/>
-                <w:rFonts w:ascii="Times New Roman" w:hAnsi="Times New Roman"/>
-                <w:b w:val="0"/>
-                <w:noProof/>
-                <w:sz w:val="24"/>
-                <w:szCs w:val="24"/>
-              </w:rPr>
-              <w:t>Плоский массив</w:t>
-            </w:r>
-          </w:hyperlink>
-        </w:p>
-        <w:p>
-          <w:pPr>
-            <w:pStyle w:val="31"/>
-            <w:ind w:firstLine="426"/>
-            <w:rPr>
-              <w:rFonts w:ascii="Times New Roman" w:eastAsiaTheme="minorEastAsia" w:hAnsi="Times New Roman"/>
-              <w:b w:val="0"/>
-              <w:noProof/>
-              <w:sz w:val="24"/>
-              <w:szCs w:val="24"/>
-            </w:rPr>
-          </w:pPr>
-          <w:hyperlink w:anchor="_Toc231338098" w:history="1">
-            <w:r>
-              <w:rPr>
-                <w:rStyle w:val="afa"/>
-                <w:rFonts w:ascii="Times New Roman" w:hAnsi="Times New Roman"/>
-                <w:b w:val="0"/>
-                <w:noProof/>
-                <w:sz w:val="24"/>
-                <w:szCs w:val="24"/>
-              </w:rPr>
-              <w:t>2.3.7</w:t>
-            </w:r>
-            <w:r>
-              <w:rPr>
-                <w:rStyle w:val="afa"/>
-                <w:rFonts w:ascii="Times New Roman" w:hAnsi="Times New Roman"/>
-                <w:b w:val="0"/>
-                <w:noProof/>
-                <w:sz w:val="24"/>
-                <w:szCs w:val="24"/>
-              </w:rPr>
-              <w:t xml:space="preserve"> </w:t>
-            </w:r>
-            <w:r>
-              <w:rPr>
-                <w:rStyle w:val="afa"/>
-                <w:rFonts w:ascii="Times New Roman" w:hAnsi="Times New Roman"/>
-                <w:b w:val="0"/>
-                <w:noProof/>
-                <w:sz w:val="24"/>
-                <w:szCs w:val="24"/>
-              </w:rPr>
-              <w:t>Результат выполнения</w:t>
-            </w:r>
-          </w:hyperlink>
-        </w:p>
-        <w:p>
-          <w:pPr>
-            <w:pStyle w:val="31"/>
-            <w:ind w:firstLine="426"/>
-            <w:rPr>
-              <w:rFonts w:ascii="Times New Roman" w:eastAsiaTheme="minorEastAsia" w:hAnsi="Times New Roman"/>
-              <w:b w:val="0"/>
-              <w:noProof/>
-              <w:sz w:val="24"/>
-              <w:szCs w:val="24"/>
-            </w:rPr>
-          </w:pPr>
-          <w:hyperlink w:anchor="_Toc231338099" w:history="1">
-            <w:r>
-              <w:rPr>
-                <w:rStyle w:val="afa"/>
-                <w:rFonts w:ascii="Times New Roman" w:hAnsi="Times New Roman"/>
-                <w:b w:val="0"/>
-                <w:noProof/>
-                <w:sz w:val="24"/>
-                <w:szCs w:val="24"/>
-              </w:rPr>
-              <w:t>2.3.8</w:t>
-            </w:r>
-            <w:r>
-              <w:rPr>
-                <w:rStyle w:val="afa"/>
-                <w:rFonts w:ascii="Times New Roman" w:hAnsi="Times New Roman"/>
-                <w:b w:val="0"/>
-                <w:noProof/>
-                <w:sz w:val="24"/>
-                <w:szCs w:val="24"/>
-              </w:rPr>
-              <w:t xml:space="preserve"> </w:t>
-            </w:r>
-            <w:r>
-              <w:rPr>
-                <w:rStyle w:val="afa"/>
-                <w:rFonts w:ascii="Times New Roman" w:hAnsi="Times New Roman"/>
-                <w:b w:val="0"/>
-                <w:noProof/>
-                <w:sz w:val="24"/>
-                <w:szCs w:val="24"/>
-              </w:rPr>
-              <w:t>Класс с клеточным автоматом</w:t>
-            </w:r>
-          </w:hyperlink>
-        </w:p>
-        <w:p>
-          <w:pPr>
-            <w:pStyle w:val="31"/>
-            <w:ind w:firstLine="426"/>
-            <w:rPr>
-              <w:rFonts w:ascii="Times New Roman" w:eastAsiaTheme="minorEastAsia" w:hAnsi="Times New Roman"/>
-              <w:b w:val="0"/>
-              <w:noProof/>
-              <w:sz w:val="24"/>
-              <w:szCs w:val="24"/>
-            </w:rPr>
-          </w:pPr>
-          <w:hyperlink w:anchor="_Toc231338100" w:history="1">
-            <w:r>
-              <w:rPr>
-                <w:rStyle w:val="afa"/>
-                <w:rFonts w:ascii="Times New Roman" w:hAnsi="Times New Roman"/>
-                <w:b w:val="0"/>
-                <w:noProof/>
-                <w:sz w:val="24"/>
-                <w:szCs w:val="24"/>
-              </w:rPr>
-              <w:t>2.4</w:t>
-            </w:r>
-            <w:r>
-              <w:rPr>
-                <w:rStyle w:val="afa"/>
-                <w:rFonts w:ascii="Times New Roman" w:hAnsi="Times New Roman"/>
-                <w:b w:val="0"/>
-                <w:noProof/>
-                <w:sz w:val="24"/>
-                <w:szCs w:val="24"/>
-              </w:rPr>
-              <w:t xml:space="preserve"> </w:t>
-            </w:r>
-            <w:r>
-              <w:rPr>
-                <w:rStyle w:val="afa"/>
-                <w:rFonts w:ascii="Times New Roman" w:hAnsi="Times New Roman"/>
-                <w:b w:val="0"/>
-                <w:noProof/>
-                <w:sz w:val="24"/>
-                <w:szCs w:val="24"/>
-              </w:rPr>
-              <w:t>Бенчмарк</w:t>
-            </w:r>
-          </w:hyperlink>
-        </w:p>
-        <w:p>
-          <w:pPr>
-            <w:pStyle w:val="31"/>
-            <w:ind w:firstLine="426"/>
-            <w:rPr>
-              <w:rFonts w:ascii="Times New Roman" w:eastAsiaTheme="minorEastAsia" w:hAnsi="Times New Roman"/>
-              <w:b w:val="0"/>
-              <w:noProof/>
-              <w:sz w:val="24"/>
-              <w:szCs w:val="24"/>
-            </w:rPr>
-          </w:pPr>
-          <w:hyperlink w:anchor="_Toc231338102" w:history="1">
-            <w:r>
-              <w:rPr>
-                <w:rStyle w:val="afa"/>
-                <w:rFonts w:ascii="Times New Roman" w:hAnsi="Times New Roman"/>
-                <w:b w:val="0"/>
-                <w:noProof/>
-                <w:sz w:val="24"/>
-                <w:szCs w:val="24"/>
-              </w:rPr>
-              <w:t>3</w:t>
-            </w:r>
-            <w:r>
-              <w:rPr>
-                <w:rFonts w:ascii="Times New Roman" w:eastAsiaTheme="minorEastAsia" w:hAnsi="Times New Roman"/>
-                <w:b w:val="0"/>
-                <w:noProof/>
-                <w:sz w:val="24"/>
-                <w:szCs w:val="24"/>
-              </w:rPr>
-              <w:tab/>
-            </w:r>
-            <w:r>
-              <w:rPr>
-                <w:rStyle w:val="afa"/>
-                <w:rFonts w:ascii="Times New Roman" w:hAnsi="Times New Roman"/>
-                <w:b w:val="0"/>
-                <w:noProof/>
                 <w:sz w:val="24"/>
                 <w:szCs w:val="24"/>
               </w:rPr>
@@ -4031,12 +3196,9 @@
         </w:p>
         <w:p>
           <w:pPr>
-            <w:pStyle w:val="31"/>
             <w:ind w:firstLine="426"/>
             <w:rPr>
-              <w:rFonts w:ascii="Times New Roman" w:eastAsiaTheme="minorEastAsia" w:hAnsi="Times New Roman"/>
-              <w:b w:val="0"/>
-              <w:noProof/>
+              <w:rFonts w:eastAsiaTheme="minorEastAsia"/>
               <w:sz w:val="24"/>
               <w:szCs w:val="24"/>
             </w:rPr>
@@ -4045,46 +3207,18 @@
             <w:r>
               <w:rPr>
                 <w:rStyle w:val="afa"/>
-                <w:rFonts w:ascii="Times New Roman" w:hAnsi="Times New Roman"/>
-                <w:b w:val="0"/>
-                <w:noProof/>
                 <w:sz w:val="24"/>
                 <w:szCs w:val="24"/>
               </w:rPr>
-              <w:t>3.1</w:t>
-            </w:r>
-            <w:r>
-              <w:rPr>
-                <w:rStyle w:val="afa"/>
-                <w:rFonts w:ascii="Times New Roman" w:hAnsi="Times New Roman"/>
-                <w:b w:val="0"/>
-                <w:noProof/>
-                <w:sz w:val="24"/>
-                <w:szCs w:val="24"/>
-              </w:rPr>
-              <w:t xml:space="preserve"> </w:t>
-            </w:r>
-            <w:r>
-              <w:rPr>
-                <w:rStyle w:val="afa"/>
-                <w:rFonts w:ascii="Times New Roman" w:hAnsi="Times New Roman"/>
-                <w:b w:val="0"/>
-                <w:noProof/>
-                <w:sz w:val="24"/>
-                <w:szCs w:val="24"/>
-              </w:rPr>
-              <w:t>Среда и методика испытаний</w:t>
+              <w:t>3.1 Среда и методика испытаний</w:t>
             </w:r>
           </w:hyperlink>
         </w:p>
         <w:p>
           <w:pPr>
-            <w:pStyle w:val="31"/>
             <w:ind w:firstLine="426"/>
             <w:rPr>
-              <w:rFonts w:ascii="Times New Roman" w:eastAsiaTheme="minorEastAsia" w:hAnsi="Times New Roman"/>
-              <w:b w:val="0"/>
-              <w:noProof/>
+              <w:rFonts w:eastAsiaTheme="minorEastAsia"/>
               <w:sz w:val="24"/>
               <w:szCs w:val="24"/>
             </w:rPr>
@@ -4093,47 +3227,17 @@
             <w:r>
               <w:rPr>
                 <w:rStyle w:val="afa"/>
-                <w:rFonts w:ascii="Times New Roman" w:hAnsi="Times New Roman"/>
-                <w:b w:val="0"/>
-                <w:noProof/>
                 <w:sz w:val="24"/>
                 <w:szCs w:val="24"/>
               </w:rPr>
-              <w:t>3.2</w:t>
-            </w:r>
-            <w:r>
-              <w:rPr>
-                <w:rStyle w:val="afa"/>
-                <w:rFonts w:ascii="Times New Roman" w:hAnsi="Times New Roman"/>
-                <w:b w:val="0"/>
-                <w:noProof/>
-                <w:sz w:val="24"/>
-                <w:szCs w:val="24"/>
-              </w:rPr>
-              <w:t xml:space="preserve"> </w:t>
-            </w:r>
-            <w:r>
-              <w:rPr>
-                <w:rStyle w:val="afa"/>
-                <w:rFonts w:ascii="Times New Roman" w:hAnsi="Times New Roman"/>
-                <w:b w:val="0"/>
-                <w:noProof/>
-                <w:sz w:val="24"/>
-                <w:szCs w:val="24"/>
-              </w:rPr>
-              <w:t>Измерение производительности для поиска сумм соседей</w:t>
+              <w:t>3.2 Измерение производительности для поиска сумм соседей</w:t>
             </w:r>
           </w:hyperlink>
         </w:p>
         <w:p>
           <w:pPr>
-            <w:pStyle w:val="31"/>
             <w:ind w:firstLine="426"/>
             <w:rPr>
-              <w:rStyle w:val="afa"/>
-              <w:rFonts w:ascii="Times New Roman" w:hAnsi="Times New Roman"/>
-              <w:b w:val="0"/>
-              <w:noProof/>
               <w:sz w:val="24"/>
               <w:szCs w:val="24"/>
             </w:rPr>
@@ -4151,46 +3255,18 @@
             <w:r>
               <w:rPr>
                 <w:rStyle w:val="afa"/>
-                <w:rFonts w:ascii="Times New Roman" w:hAnsi="Times New Roman"/>
-                <w:b w:val="0"/>
-                <w:noProof/>
                 <w:sz w:val="24"/>
                 <w:szCs w:val="24"/>
               </w:rPr>
-              <w:t>3.3</w:t>
-            </w:r>
-            <w:r>
-              <w:rPr>
-                <w:rStyle w:val="afa"/>
-                <w:rFonts w:ascii="Times New Roman" w:hAnsi="Times New Roman"/>
-                <w:b w:val="0"/>
-                <w:noProof/>
-                <w:sz w:val="24"/>
-                <w:szCs w:val="24"/>
-              </w:rPr>
-              <w:t xml:space="preserve"> </w:t>
-            </w:r>
-            <w:r>
-              <w:rPr>
-                <w:rStyle w:val="afa"/>
-                <w:rFonts w:ascii="Times New Roman" w:hAnsi="Times New Roman"/>
-                <w:b w:val="0"/>
-                <w:noProof/>
-                <w:sz w:val="24"/>
-                <w:szCs w:val="24"/>
-              </w:rPr>
-              <w:t>Измерение производительности для применения правил B и S</w:t>
+              <w:t>3.3 Измерение производительности для применения правил B и S</w:t>
             </w:r>
           </w:hyperlink>
         </w:p>
         <w:p>
           <w:pPr>
-            <w:pStyle w:val="31"/>
             <w:ind w:firstLine="426"/>
             <w:rPr>
-              <w:rFonts w:ascii="Times New Roman" w:eastAsiaTheme="minorEastAsia" w:hAnsi="Times New Roman"/>
-              <w:b w:val="0"/>
-              <w:noProof/>
+              <w:rFonts w:eastAsiaTheme="minorEastAsia"/>
               <w:sz w:val="24"/>
               <w:szCs w:val="24"/>
             </w:rPr>
@@ -4199,46 +3275,18 @@
             <w:r>
               <w:rPr>
                 <w:rStyle w:val="afa"/>
-                <w:rFonts w:ascii="Times New Roman" w:hAnsi="Times New Roman"/>
-                <w:b w:val="0"/>
-                <w:noProof/>
                 <w:sz w:val="24"/>
                 <w:szCs w:val="24"/>
               </w:rPr>
-              <w:t>3.4</w:t>
-            </w:r>
-            <w:r>
-              <w:rPr>
-                <w:rStyle w:val="afa"/>
-                <w:rFonts w:ascii="Times New Roman" w:hAnsi="Times New Roman"/>
-                <w:b w:val="0"/>
-                <w:noProof/>
-                <w:sz w:val="24"/>
-                <w:szCs w:val="24"/>
-              </w:rPr>
-              <w:t xml:space="preserve"> </w:t>
-            </w:r>
-            <w:r>
-              <w:rPr>
-                <w:rStyle w:val="afa"/>
-                <w:rFonts w:ascii="Times New Roman" w:hAnsi="Times New Roman"/>
-                <w:b w:val="0"/>
-                <w:noProof/>
-                <w:sz w:val="24"/>
-                <w:szCs w:val="24"/>
-              </w:rPr>
-              <w:t>Сравнение общего времени выполнения</w:t>
+              <w:t>3.4 Сравнение общего времени выполнения</w:t>
             </w:r>
           </w:hyperlink>
         </w:p>
         <w:p>
           <w:pPr>
-            <w:pStyle w:val="31"/>
             <w:ind w:firstLine="426"/>
             <w:rPr>
-              <w:rFonts w:ascii="Times New Roman" w:eastAsiaTheme="minorEastAsia" w:hAnsi="Times New Roman"/>
-              <w:b w:val="0"/>
-              <w:noProof/>
+              <w:rFonts w:eastAsiaTheme="minorEastAsia"/>
               <w:sz w:val="24"/>
               <w:szCs w:val="24"/>
             </w:rPr>
@@ -4247,46 +3295,18 @@
             <w:r>
               <w:rPr>
                 <w:rStyle w:val="afa"/>
-                <w:rFonts w:ascii="Times New Roman" w:hAnsi="Times New Roman"/>
-                <w:b w:val="0"/>
-                <w:noProof/>
                 <w:sz w:val="24"/>
                 <w:szCs w:val="24"/>
               </w:rPr>
-              <w:t>3.5</w:t>
-            </w:r>
-            <w:r>
-              <w:rPr>
-                <w:rStyle w:val="afa"/>
-                <w:rFonts w:ascii="Times New Roman" w:hAnsi="Times New Roman"/>
-                <w:b w:val="0"/>
-                <w:noProof/>
-                <w:sz w:val="24"/>
-                <w:szCs w:val="24"/>
-              </w:rPr>
-              <w:t xml:space="preserve"> </w:t>
-            </w:r>
-            <w:r>
-              <w:rPr>
-                <w:rStyle w:val="afa"/>
-                <w:rFonts w:ascii="Times New Roman" w:hAnsi="Times New Roman"/>
-                <w:b w:val="0"/>
-                <w:noProof/>
-                <w:sz w:val="24"/>
-                <w:szCs w:val="24"/>
-              </w:rPr>
-              <w:t>Руководство оперативного пользователя</w:t>
+              <w:t>3.5 Руководство оперативного пользователя</w:t>
             </w:r>
           </w:hyperlink>
         </w:p>
         <w:p>
           <w:pPr>
-            <w:pStyle w:val="21"/>
             <w:ind w:firstLine="426"/>
             <w:rPr>
-              <w:rFonts w:ascii="Times New Roman" w:eastAsiaTheme="minorEastAsia" w:hAnsi="Times New Roman"/>
-              <w:bCs/>
-              <w:noProof/>
+              <w:rFonts w:eastAsiaTheme="minorEastAsia"/>
               <w:sz w:val="24"/>
               <w:szCs w:val="24"/>
             </w:rPr>
@@ -4295,9 +3315,6 @@
             <w:r>
               <w:rPr>
                 <w:rStyle w:val="afa"/>
-                <w:rFonts w:ascii="Times New Roman" w:hAnsi="Times New Roman"/>
-                <w:bCs/>
-                <w:noProof/>
                 <w:sz w:val="24"/>
                 <w:szCs w:val="24"/>
               </w:rPr>
@@ -4307,12 +3324,9 @@
         </w:p>
         <w:p>
           <w:pPr>
-            <w:pStyle w:val="31"/>
             <w:ind w:firstLine="426"/>
             <w:rPr>
-              <w:rFonts w:ascii="Times New Roman" w:eastAsiaTheme="minorEastAsia" w:hAnsi="Times New Roman"/>
-              <w:b w:val="0"/>
-              <w:noProof/>
+              <w:rFonts w:eastAsiaTheme="minorEastAsia"/>
               <w:sz w:val="24"/>
               <w:szCs w:val="24"/>
             </w:rPr>
@@ -4321,35 +3335,18 @@
             <w:r>
               <w:rPr>
                 <w:rStyle w:val="afa"/>
-                <w:rFonts w:ascii="Times New Roman" w:hAnsi="Times New Roman"/>
-                <w:b w:val="0"/>
-                <w:noProof/>
                 <w:sz w:val="24"/>
                 <w:szCs w:val="24"/>
               </w:rPr>
-              <w:t>С</w:t>
-            </w:r>
-            <w:r>
-              <w:rPr>
-                <w:rStyle w:val="afa"/>
-                <w:rFonts w:ascii="Times New Roman" w:hAnsi="Times New Roman"/>
-                <w:b w:val="0"/>
-                <w:noProof/>
-                <w:sz w:val="24"/>
-                <w:szCs w:val="24"/>
-              </w:rPr>
-              <w:t>писок использованных источников</w:t>
+              <w:t>Список использованных источников</w:t>
             </w:r>
           </w:hyperlink>
         </w:p>
         <w:p>
           <w:pPr>
-            <w:pStyle w:val="31"/>
             <w:ind w:firstLine="426"/>
             <w:rPr>
-              <w:rFonts w:ascii="Times New Roman" w:eastAsiaTheme="minorEastAsia" w:hAnsi="Times New Roman"/>
-              <w:b w:val="0"/>
-              <w:noProof/>
+              <w:rFonts w:eastAsiaTheme="minorEastAsia"/>
               <w:sz w:val="24"/>
               <w:szCs w:val="24"/>
             </w:rPr>
@@ -4358,47 +3355,36 @@
             <w:r>
               <w:rPr>
                 <w:rStyle w:val="afa"/>
-                <w:rFonts w:ascii="Times New Roman" w:hAnsi="Times New Roman"/>
-                <w:b w:val="0"/>
-                <w:noProof/>
                 <w:sz w:val="24"/>
                 <w:szCs w:val="24"/>
               </w:rPr>
-              <w:t>Приложени</w:t>
-            </w:r>
-            <w:r>
-              <w:rPr>
-                <w:rStyle w:val="afa"/>
-                <w:rFonts w:ascii="Times New Roman" w:hAnsi="Times New Roman"/>
-                <w:b w:val="0"/>
-                <w:noProof/>
-                <w:sz w:val="24"/>
-                <w:szCs w:val="24"/>
-              </w:rPr>
-              <w:t>я</w:t>
+              <w:t>Приложения</w:t>
             </w:r>
           </w:hyperlink>
         </w:p>
         <w:p>
           <w:pPr>
-            <w:pStyle w:val="31"/>
+            <w:spacing w:line="240" w:lineRule="auto"/>
             <w:ind w:firstLine="426"/>
             <w:rPr>
               <w:rFonts w:eastAsiaTheme="minorHAnsi"/>
-              <w:b w:val="0"/>
-              <w:bCs w:val="0"/>
-              <w:sz w:val="24"/>
-              <w:szCs w:val="24"/>
               <w:lang w:eastAsia="en-US"/>
             </w:rPr>
+            <w:sectPr>
+              <w:type w:val="continuous"/>
+              <w:pgSz w:w="11906" w:h="16838"/>
+              <w:pgMar w:top="1134" w:right="850" w:bottom="1134" w:left="1701" w:header="709" w:footer="283" w:gutter="0"/>
+              <w:cols w:space="720"/>
+              <w:formProt w:val="0"/>
+              <w:titlePg/>
+              <w:docGrid w:linePitch="381"/>
+            </w:sectPr>
           </w:pPr>
           <w:r>
             <w:rPr>
-              <w:rFonts w:ascii="Times New Roman" w:eastAsiaTheme="minorHAnsi" w:hAnsi="Times New Roman"/>
-              <w:b w:val="0"/>
+              <w:rFonts w:eastAsiaTheme="minorHAnsi"/>
               <w:sz w:val="24"/>
               <w:szCs w:val="24"/>
-              <w:lang w:eastAsia="en-US"/>
             </w:rPr>
             <w:fldChar w:fldCharType="end"/>
           </w:r>
@@ -4410,6 +3396,415 @@
         <w:suppressAutoHyphens w:val="0"/>
         <w:spacing w:line="312" w:lineRule="auto"/>
         <w:ind w:firstLine="0"/>
+        <w:rPr>
+          <w:rFonts w:eastAsiaTheme="minorHAnsi"/>
+          <w:bCs w:val="0"/>
+          <w:iCs/>
+          <w:sz w:val="24"/>
+          <w:szCs w:val="24"/>
+          <w:lang w:eastAsia="en-US"/>
+        </w:rPr>
+      </w:pPr>
+      <w:r>
+        <w:rPr>
+          <w:rFonts w:eastAsiaTheme="minorHAnsi"/>
+          <w:bCs w:val="0"/>
+          <w:sz w:val="24"/>
+          <w:szCs w:val="24"/>
+          <w:lang w:eastAsia="en-US"/>
+        </w:rPr>
+        <w:t xml:space="preserve">5. Тема углубленной проработки: </w:t>
+      </w:r>
+      <w:r>
+        <w:rPr>
+          <w:rFonts w:eastAsiaTheme="minorHAnsi"/>
+          <w:iCs/>
+          <w:sz w:val="24"/>
+          <w:szCs w:val="24"/>
+          <w:u w:val="single"/>
+          <w:lang w:eastAsia="en-US"/>
+        </w:rPr>
+        <w:t>Разработка эффективных алгоритмов суммирования клеток и применения правил B/S в клеточных автоматах для оптимизации C++ библиотеки</w:t>
+      </w:r>
+      <w:r>
+        <w:rPr>
+          <w:rFonts w:eastAsiaTheme="minorHAnsi"/>
+          <w:bCs w:val="0"/>
+          <w:iCs/>
+          <w:sz w:val="24"/>
+          <w:szCs w:val="24"/>
+          <w:lang w:eastAsia="en-US"/>
+        </w:rPr>
+        <w:t>.</w:t>
+      </w:r>
+    </w:p>
+    <w:p>
+      <w:pPr>
+        <w:suppressAutoHyphens w:val="0"/>
+        <w:spacing w:line="312" w:lineRule="auto"/>
+        <w:ind w:firstLine="0"/>
+        <w:rPr>
+          <w:rFonts w:eastAsiaTheme="minorHAnsi"/>
+          <w:bCs w:val="0"/>
+          <w:sz w:val="24"/>
+          <w:szCs w:val="24"/>
+          <w:lang w:eastAsia="en-US"/>
+        </w:rPr>
+      </w:pPr>
+      <w:r>
+        <w:rPr>
+          <w:rFonts w:eastAsiaTheme="minorHAnsi"/>
+          <w:bCs w:val="0"/>
+          <w:sz w:val="24"/>
+          <w:szCs w:val="24"/>
+          <w:lang w:eastAsia="en-US"/>
+        </w:rPr>
+        <w:t>6. Перечень графического материала (слайдов презентации)</w:t>
+      </w:r>
+    </w:p>
+    <w:p>
+      <w:pPr>
+        <w:numPr>
+          <w:ilvl w:val="0"/>
+          <w:numId w:val="34"/>
+        </w:numPr>
+        <w:suppressAutoHyphens w:val="0"/>
+        <w:spacing w:after="200" w:line="312" w:lineRule="auto"/>
+        <w:contextualSpacing/>
+        <w:jc w:val="left"/>
+        <w:rPr>
+          <w:rFonts w:eastAsiaTheme="minorHAnsi"/>
+          <w:bCs w:val="0"/>
+          <w:sz w:val="24"/>
+          <w:szCs w:val="24"/>
+          <w:lang w:eastAsia="en-US"/>
+        </w:rPr>
+      </w:pPr>
+      <w:r>
+        <w:rPr>
+          <w:rFonts w:eastAsiaTheme="minorHAnsi"/>
+          <w:bCs w:val="0"/>
+          <w:sz w:val="24"/>
+          <w:szCs w:val="24"/>
+          <w:lang w:eastAsia="en-US"/>
+        </w:rPr>
+        <w:t>Слайд 1. Название темы</w:t>
+      </w:r>
+      <w:r>
+        <w:rPr>
+          <w:rFonts w:eastAsiaTheme="minorHAnsi"/>
+          <w:bCs w:val="0"/>
+          <w:sz w:val="24"/>
+          <w:szCs w:val="24"/>
+          <w:lang w:val="en-US" w:eastAsia="en-US"/>
+        </w:rPr>
+        <w:t>;</w:t>
+      </w:r>
+    </w:p>
+    <w:p>
+      <w:pPr>
+        <w:numPr>
+          <w:ilvl w:val="0"/>
+          <w:numId w:val="34"/>
+        </w:numPr>
+        <w:suppressAutoHyphens w:val="0"/>
+        <w:spacing w:after="200" w:line="312" w:lineRule="auto"/>
+        <w:contextualSpacing/>
+        <w:jc w:val="left"/>
+        <w:rPr>
+          <w:rFonts w:eastAsiaTheme="minorHAnsi"/>
+          <w:bCs w:val="0"/>
+          <w:sz w:val="24"/>
+          <w:szCs w:val="24"/>
+          <w:lang w:eastAsia="en-US"/>
+        </w:rPr>
+      </w:pPr>
+      <w:r>
+        <w:rPr>
+          <w:rFonts w:eastAsiaTheme="minorHAnsi"/>
+          <w:bCs w:val="0"/>
+          <w:sz w:val="24"/>
+          <w:szCs w:val="24"/>
+          <w:lang w:eastAsia="en-US"/>
+        </w:rPr>
+        <w:t>Слайд 2. Актуальность</w:t>
+      </w:r>
+      <w:r>
+        <w:rPr>
+          <w:rFonts w:eastAsiaTheme="minorHAnsi"/>
+          <w:bCs w:val="0"/>
+          <w:sz w:val="24"/>
+          <w:szCs w:val="24"/>
+          <w:lang w:val="en-US" w:eastAsia="en-US"/>
+        </w:rPr>
+        <w:t>;</w:t>
+      </w:r>
+    </w:p>
+    <w:p>
+      <w:pPr>
+        <w:numPr>
+          <w:ilvl w:val="0"/>
+          <w:numId w:val="34"/>
+        </w:numPr>
+        <w:suppressAutoHyphens w:val="0"/>
+        <w:spacing w:after="200" w:line="312" w:lineRule="auto"/>
+        <w:contextualSpacing/>
+        <w:jc w:val="left"/>
+        <w:rPr>
+          <w:rFonts w:eastAsiaTheme="minorHAnsi"/>
+          <w:bCs w:val="0"/>
+          <w:sz w:val="24"/>
+          <w:szCs w:val="24"/>
+          <w:lang w:eastAsia="en-US"/>
+        </w:rPr>
+      </w:pPr>
+      <w:r>
+        <w:rPr>
+          <w:rFonts w:eastAsiaTheme="minorHAnsi"/>
+          <w:bCs w:val="0"/>
+          <w:sz w:val="24"/>
+          <w:szCs w:val="24"/>
+          <w:lang w:eastAsia="en-US"/>
+        </w:rPr>
+        <w:t>Слайд 3. Цель и задачи</w:t>
+      </w:r>
+      <w:r>
+        <w:rPr>
+          <w:rFonts w:eastAsiaTheme="minorHAnsi"/>
+          <w:bCs w:val="0"/>
+          <w:sz w:val="24"/>
+          <w:szCs w:val="24"/>
+          <w:lang w:val="en-US" w:eastAsia="en-US"/>
+        </w:rPr>
+        <w:t>;</w:t>
+      </w:r>
+    </w:p>
+    <w:p>
+      <w:pPr>
+        <w:numPr>
+          <w:ilvl w:val="0"/>
+          <w:numId w:val="34"/>
+        </w:numPr>
+        <w:suppressAutoHyphens w:val="0"/>
+        <w:spacing w:after="200" w:line="312" w:lineRule="auto"/>
+        <w:contextualSpacing/>
+        <w:jc w:val="left"/>
+        <w:rPr>
+          <w:rFonts w:eastAsiaTheme="minorHAnsi"/>
+          <w:bCs w:val="0"/>
+          <w:sz w:val="24"/>
+          <w:szCs w:val="24"/>
+          <w:lang w:eastAsia="en-US"/>
+        </w:rPr>
+      </w:pPr>
+      <w:r>
+        <w:rPr>
+          <w:rFonts w:eastAsiaTheme="minorHAnsi"/>
+          <w:bCs w:val="0"/>
+          <w:sz w:val="24"/>
+          <w:szCs w:val="24"/>
+          <w:lang w:eastAsia="en-US"/>
+        </w:rPr>
+        <w:t>Слайд 4. Выбор средств разработки</w:t>
+      </w:r>
+      <w:r>
+        <w:rPr>
+          <w:rFonts w:eastAsiaTheme="minorHAnsi"/>
+          <w:bCs w:val="0"/>
+          <w:sz w:val="24"/>
+          <w:szCs w:val="24"/>
+          <w:lang w:val="en-US" w:eastAsia="en-US"/>
+        </w:rPr>
+        <w:t>;</w:t>
+      </w:r>
+      <w:r>
+        <w:rPr>
+          <w:rFonts w:eastAsiaTheme="minorHAnsi"/>
+          <w:bCs w:val="0"/>
+          <w:sz w:val="24"/>
+          <w:szCs w:val="24"/>
+          <w:lang w:eastAsia="en-US"/>
+        </w:rPr>
+        <w:t xml:space="preserve"> </w:t>
+      </w:r>
+    </w:p>
+    <w:p>
+      <w:pPr>
+        <w:numPr>
+          <w:ilvl w:val="0"/>
+          <w:numId w:val="34"/>
+        </w:numPr>
+        <w:suppressAutoHyphens w:val="0"/>
+        <w:spacing w:after="200" w:line="312" w:lineRule="auto"/>
+        <w:contextualSpacing/>
+        <w:jc w:val="left"/>
+        <w:rPr>
+          <w:rFonts w:eastAsiaTheme="minorHAnsi"/>
+          <w:bCs w:val="0"/>
+          <w:sz w:val="24"/>
+          <w:szCs w:val="24"/>
+          <w:lang w:eastAsia="en-US"/>
+        </w:rPr>
+      </w:pPr>
+      <w:r>
+        <w:rPr>
+          <w:rFonts w:eastAsiaTheme="minorHAnsi"/>
+          <w:bCs w:val="0"/>
+          <w:sz w:val="24"/>
+          <w:szCs w:val="24"/>
+          <w:lang w:eastAsia="en-US"/>
+        </w:rPr>
+        <w:t>Слайд 5. Архитектура</w:t>
+      </w:r>
+      <w:r>
+        <w:rPr>
+          <w:rFonts w:eastAsiaTheme="minorHAnsi"/>
+          <w:bCs w:val="0"/>
+          <w:sz w:val="24"/>
+          <w:szCs w:val="24"/>
+          <w:lang w:val="en-US" w:eastAsia="en-US"/>
+        </w:rPr>
+        <w:t>;</w:t>
+      </w:r>
+      <w:r>
+        <w:rPr>
+          <w:rFonts w:eastAsiaTheme="minorHAnsi"/>
+          <w:bCs w:val="0"/>
+          <w:sz w:val="24"/>
+          <w:szCs w:val="24"/>
+          <w:lang w:eastAsia="en-US"/>
+        </w:rPr>
+        <w:t xml:space="preserve"> </w:t>
+      </w:r>
+    </w:p>
+    <w:p>
+      <w:pPr>
+        <w:numPr>
+          <w:ilvl w:val="0"/>
+          <w:numId w:val="34"/>
+        </w:numPr>
+        <w:suppressAutoHyphens w:val="0"/>
+        <w:spacing w:after="200" w:line="312" w:lineRule="auto"/>
+        <w:contextualSpacing/>
+        <w:jc w:val="left"/>
+        <w:rPr>
+          <w:rFonts w:eastAsiaTheme="minorHAnsi"/>
+          <w:bCs w:val="0"/>
+          <w:sz w:val="24"/>
+          <w:szCs w:val="24"/>
+          <w:lang w:eastAsia="en-US"/>
+        </w:rPr>
+      </w:pPr>
+      <w:r>
+        <w:rPr>
+          <w:rFonts w:eastAsiaTheme="minorHAnsi"/>
+          <w:bCs w:val="0"/>
+          <w:sz w:val="24"/>
+          <w:szCs w:val="24"/>
+          <w:lang w:eastAsia="en-US"/>
+        </w:rPr>
+        <w:t>Слайд 6. Декомпозиция задачи</w:t>
+      </w:r>
+      <w:r>
+        <w:rPr>
+          <w:rFonts w:eastAsiaTheme="minorHAnsi"/>
+          <w:bCs w:val="0"/>
+          <w:sz w:val="24"/>
+          <w:szCs w:val="24"/>
+          <w:lang w:val="en-US" w:eastAsia="en-US"/>
+        </w:rPr>
+        <w:t>;</w:t>
+      </w:r>
+      <w:r>
+        <w:rPr>
+          <w:rFonts w:eastAsiaTheme="minorHAnsi"/>
+          <w:bCs w:val="0"/>
+          <w:sz w:val="24"/>
+          <w:szCs w:val="24"/>
+          <w:lang w:eastAsia="en-US"/>
+        </w:rPr>
+        <w:t xml:space="preserve"> </w:t>
+      </w:r>
+    </w:p>
+    <w:p>
+      <w:pPr>
+        <w:numPr>
+          <w:ilvl w:val="0"/>
+          <w:numId w:val="34"/>
+        </w:numPr>
+        <w:suppressAutoHyphens w:val="0"/>
+        <w:spacing w:after="200" w:line="312" w:lineRule="auto"/>
+        <w:contextualSpacing/>
+        <w:jc w:val="left"/>
+        <w:rPr>
+          <w:rFonts w:eastAsiaTheme="minorHAnsi"/>
+          <w:bCs w:val="0"/>
+          <w:sz w:val="24"/>
+          <w:szCs w:val="24"/>
+          <w:lang w:eastAsia="en-US"/>
+        </w:rPr>
+      </w:pPr>
+      <w:r>
+        <w:rPr>
+          <w:rFonts w:eastAsiaTheme="minorHAnsi"/>
+          <w:bCs w:val="0"/>
+          <w:sz w:val="24"/>
+          <w:szCs w:val="24"/>
+          <w:lang w:eastAsia="en-US"/>
+        </w:rPr>
+        <w:t xml:space="preserve">Слайд 7. </w:t>
+      </w:r>
+      <w:r>
+        <w:rPr>
+          <w:rFonts w:eastAsiaTheme="minorHAnsi"/>
+          <w:bCs w:val="0"/>
+          <w:sz w:val="24"/>
+          <w:szCs w:val="24"/>
+          <w:lang w:val="en-US" w:eastAsia="en-US"/>
+        </w:rPr>
+        <w:t>SISD</w:t>
+      </w:r>
+      <w:r>
+        <w:rPr>
+          <w:rFonts w:eastAsiaTheme="minorHAnsi"/>
+          <w:bCs w:val="0"/>
+          <w:sz w:val="24"/>
+          <w:szCs w:val="24"/>
+          <w:lang w:eastAsia="en-US"/>
+        </w:rPr>
+        <w:t xml:space="preserve"> и </w:t>
+      </w:r>
+      <w:r>
+        <w:rPr>
+          <w:rFonts w:eastAsiaTheme="minorHAnsi"/>
+          <w:bCs w:val="0"/>
+          <w:sz w:val="24"/>
+          <w:szCs w:val="24"/>
+          <w:lang w:val="en-US" w:eastAsia="en-US"/>
+        </w:rPr>
+        <w:t>SIMD;</w:t>
+      </w:r>
+      <w:r>
+        <w:rPr>
+          <w:rFonts w:eastAsiaTheme="minorHAnsi"/>
+          <w:bCs w:val="0"/>
+          <w:sz w:val="24"/>
+          <w:szCs w:val="24"/>
+          <w:lang w:eastAsia="en-US"/>
+        </w:rPr>
+        <w:t xml:space="preserve"> </w:t>
+      </w:r>
+    </w:p>
+    <w:p>
+      <w:pPr>
+        <w:numPr>
+          <w:ilvl w:val="0"/>
+          <w:numId w:val="34"/>
+        </w:numPr>
+        <w:suppressAutoHyphens w:val="0"/>
+        <w:spacing w:after="200" w:line="312" w:lineRule="auto"/>
+        <w:contextualSpacing/>
+        <w:jc w:val="left"/>
         <w:rPr>
           <w:rFonts w:eastAsiaTheme="minorHAnsi"/>
           <w:bCs w:val="0"/>
@@ -4427,803 +3822,15 @@
           <w:docGrid w:linePitch="381"/>
         </w:sectPr>
       </w:pPr>
-    </w:p>
-    <w:p>
-      <w:pPr>
-        <w:suppressAutoHyphens w:val="0"/>
-        <w:spacing w:line="312" w:lineRule="auto"/>
-        <w:ind w:firstLine="0"/>
-        <w:rPr>
-          <w:rFonts w:eastAsiaTheme="minorHAnsi"/>
-          <w:bCs w:val="0"/>
-          <w:iCs/>
-          <w:sz w:val="24"/>
-          <w:szCs w:val="24"/>
-          <w:lang w:eastAsia="en-US"/>
-        </w:rPr>
-      </w:pPr>
-      <w:r>
-        <w:rPr>
-          <w:rFonts w:eastAsiaTheme="minorHAnsi"/>
-          <w:bCs w:val="0"/>
-          <w:sz w:val="24"/>
-          <w:szCs w:val="24"/>
-          <w:lang w:eastAsia="en-US"/>
-        </w:rPr>
-        <w:t xml:space="preserve">5. Тема углубленной проработки: </w:t>
-      </w:r>
-      <w:r>
-        <w:rPr>
-          <w:rFonts w:eastAsiaTheme="minorHAnsi"/>
-          <w:bCs w:val="0"/>
-          <w:iCs/>
-          <w:sz w:val="24"/>
-          <w:szCs w:val="24"/>
-          <w:u w:val="single"/>
-          <w:lang w:eastAsia="en-US"/>
-        </w:rPr>
-        <w:t xml:space="preserve">разработка эффективных алгоритмов поиска суммы клеток и применения правил </w:t>
-      </w:r>
-      <w:r>
-        <w:rPr>
-          <w:rFonts w:eastAsiaTheme="minorHAnsi"/>
-          <w:bCs w:val="0"/>
-          <w:iCs/>
-          <w:sz w:val="24"/>
-          <w:szCs w:val="24"/>
-          <w:u w:val="single"/>
-          <w:lang w:val="en-US" w:eastAsia="en-US"/>
-        </w:rPr>
-        <w:t>B</w:t>
-      </w:r>
-      <w:r>
-        <w:rPr>
-          <w:rFonts w:eastAsiaTheme="minorHAnsi"/>
-          <w:bCs w:val="0"/>
-          <w:iCs/>
-          <w:sz w:val="24"/>
-          <w:szCs w:val="24"/>
-          <w:u w:val="single"/>
-          <w:lang w:eastAsia="en-US"/>
-        </w:rPr>
-        <w:t xml:space="preserve"> и </w:t>
-      </w:r>
-      <w:r>
-        <w:rPr>
-          <w:rFonts w:eastAsiaTheme="minorHAnsi"/>
-          <w:bCs w:val="0"/>
-          <w:iCs/>
-          <w:sz w:val="24"/>
-          <w:szCs w:val="24"/>
-          <w:u w:val="single"/>
-          <w:lang w:val="en-US" w:eastAsia="en-US"/>
-        </w:rPr>
-        <w:t>S</w:t>
-      </w:r>
-      <w:r>
-        <w:rPr>
-          <w:rFonts w:eastAsiaTheme="minorHAnsi"/>
-          <w:bCs w:val="0"/>
-          <w:iCs/>
-          <w:sz w:val="24"/>
-          <w:szCs w:val="24"/>
-          <w:u w:val="single"/>
-          <w:lang w:eastAsia="en-US"/>
-        </w:rPr>
-        <w:t xml:space="preserve"> в клеточных автоматах</w:t>
-      </w:r>
-      <w:r>
-        <w:rPr>
-          <w:rFonts w:eastAsiaTheme="minorHAnsi"/>
-          <w:bCs w:val="0"/>
-          <w:iCs/>
-          <w:sz w:val="24"/>
-          <w:szCs w:val="24"/>
-          <w:u w:val="single"/>
-          <w:lang w:eastAsia="en-US"/>
-        </w:rPr>
-        <w:t xml:space="preserve">, </w:t>
-      </w:r>
-      <w:r>
-        <w:rPr>
-          <w:rFonts w:eastAsiaTheme="minorHAnsi"/>
-          <w:bCs w:val="0"/>
-          <w:iCs/>
-          <w:sz w:val="24"/>
-          <w:szCs w:val="24"/>
-          <w:u w:val="single"/>
-          <w:lang w:val="en-US" w:eastAsia="en-US"/>
-        </w:rPr>
-        <w:t>C</w:t>
-      </w:r>
-      <w:r>
-        <w:rPr>
-          <w:rFonts w:eastAsiaTheme="minorHAnsi"/>
-          <w:bCs w:val="0"/>
-          <w:iCs/>
-          <w:sz w:val="24"/>
-          <w:szCs w:val="24"/>
-          <w:u w:val="single"/>
-          <w:lang w:eastAsia="en-US"/>
-        </w:rPr>
-        <w:t>++</w:t>
-      </w:r>
-      <w:r>
-        <w:rPr>
-          <w:rFonts w:eastAsiaTheme="minorHAnsi"/>
-          <w:bCs w:val="0"/>
-          <w:iCs/>
-          <w:sz w:val="24"/>
-          <w:szCs w:val="24"/>
-          <w:lang w:eastAsia="en-US"/>
-        </w:rPr>
-        <w:t>.</w:t>
-      </w:r>
-    </w:p>
-    <w:p>
-      <w:pPr>
-        <w:suppressAutoHyphens w:val="0"/>
-        <w:spacing w:line="312" w:lineRule="auto"/>
-        <w:ind w:firstLine="0"/>
-        <w:rPr>
-          <w:rFonts w:eastAsiaTheme="minorHAnsi"/>
-          <w:bCs w:val="0"/>
-          <w:sz w:val="24"/>
-          <w:szCs w:val="24"/>
-          <w:lang w:eastAsia="en-US"/>
-        </w:rPr>
-      </w:pPr>
-      <w:r>
-        <w:rPr>
-          <w:rFonts w:eastAsiaTheme="minorHAnsi"/>
-          <w:bCs w:val="0"/>
-          <w:sz w:val="24"/>
-          <w:szCs w:val="24"/>
-          <w:lang w:eastAsia="en-US"/>
-        </w:rPr>
-        <w:t>6. Перечень графического материала (слайдов презентации)</w:t>
-      </w:r>
-    </w:p>
-    <w:p>
-      <w:pPr>
-        <w:numPr>
-          <w:ilvl w:val="0"/>
-          <w:numId w:val="34"/>
-        </w:numPr>
-        <w:suppressAutoHyphens w:val="0"/>
-        <w:spacing w:after="200" w:line="312" w:lineRule="auto"/>
-        <w:contextualSpacing/>
-        <w:jc w:val="left"/>
-        <w:rPr>
-          <w:rFonts w:eastAsiaTheme="minorHAnsi"/>
-          <w:bCs w:val="0"/>
-          <w:sz w:val="24"/>
-          <w:szCs w:val="24"/>
-          <w:lang w:eastAsia="en-US"/>
-        </w:rPr>
-      </w:pPr>
-      <w:r>
-        <w:rPr>
-          <w:rFonts w:eastAsiaTheme="minorHAnsi"/>
-          <w:bCs w:val="0"/>
-          <w:sz w:val="24"/>
-          <w:szCs w:val="24"/>
-          <w:lang w:eastAsia="en-US"/>
-        </w:rPr>
-        <w:t>С</w:t>
-      </w:r>
-      <w:r>
-        <w:rPr>
-          <w:rFonts w:eastAsiaTheme="minorHAnsi"/>
-          <w:bCs w:val="0"/>
-          <w:sz w:val="24"/>
-          <w:szCs w:val="24"/>
-          <w:lang w:eastAsia="en-US"/>
-        </w:rPr>
-        <w:t>лайд 1</w:t>
-      </w:r>
-      <w:r>
-        <w:rPr>
-          <w:rFonts w:eastAsiaTheme="minorHAnsi"/>
-          <w:bCs w:val="0"/>
-          <w:sz w:val="24"/>
-          <w:szCs w:val="24"/>
-          <w:lang w:eastAsia="en-US"/>
-        </w:rPr>
-        <w:t xml:space="preserve">. </w:t>
-      </w:r>
-      <w:r>
-        <w:rPr>
-          <w:rFonts w:eastAsiaTheme="minorHAnsi"/>
-          <w:bCs w:val="0"/>
-          <w:sz w:val="24"/>
-          <w:szCs w:val="24"/>
-          <w:lang w:eastAsia="en-US"/>
-        </w:rPr>
-        <w:t>Название темы</w:t>
-      </w:r>
-      <w:r>
-        <w:rPr>
-          <w:rFonts w:eastAsiaTheme="minorHAnsi"/>
-          <w:bCs w:val="0"/>
-          <w:sz w:val="24"/>
-          <w:szCs w:val="24"/>
-          <w:lang w:val="en-US" w:eastAsia="en-US"/>
-        </w:rPr>
-        <w:t>;</w:t>
-      </w:r>
-    </w:p>
-    <w:p>
-      <w:pPr>
-        <w:numPr>
-          <w:ilvl w:val="0"/>
-          <w:numId w:val="34"/>
-        </w:numPr>
-        <w:suppressAutoHyphens w:val="0"/>
-        <w:spacing w:after="200" w:line="312" w:lineRule="auto"/>
-        <w:contextualSpacing/>
-        <w:jc w:val="left"/>
-        <w:rPr>
-          <w:rFonts w:eastAsiaTheme="minorHAnsi"/>
-          <w:bCs w:val="0"/>
-          <w:sz w:val="24"/>
-          <w:szCs w:val="24"/>
-          <w:lang w:eastAsia="en-US"/>
-        </w:rPr>
-      </w:pPr>
-      <w:r>
-        <w:rPr>
-          <w:rFonts w:eastAsiaTheme="minorHAnsi"/>
-          <w:bCs w:val="0"/>
-          <w:sz w:val="24"/>
-          <w:szCs w:val="24"/>
-          <w:lang w:eastAsia="en-US"/>
-        </w:rPr>
-        <w:t>С</w:t>
-      </w:r>
-      <w:r>
-        <w:rPr>
-          <w:rFonts w:eastAsiaTheme="minorHAnsi"/>
-          <w:bCs w:val="0"/>
-          <w:sz w:val="24"/>
-          <w:szCs w:val="24"/>
-          <w:lang w:eastAsia="en-US"/>
-        </w:rPr>
-        <w:t xml:space="preserve">лайд </w:t>
-      </w:r>
-      <w:r>
-        <w:rPr>
-          <w:rFonts w:eastAsiaTheme="minorHAnsi"/>
-          <w:bCs w:val="0"/>
-          <w:sz w:val="24"/>
-          <w:szCs w:val="24"/>
-          <w:lang w:eastAsia="en-US"/>
-        </w:rPr>
-        <w:t xml:space="preserve">2. </w:t>
-      </w:r>
-      <w:r>
-        <w:rPr>
-          <w:rFonts w:eastAsiaTheme="minorHAnsi"/>
-          <w:bCs w:val="0"/>
-          <w:sz w:val="24"/>
-          <w:szCs w:val="24"/>
-          <w:lang w:eastAsia="en-US"/>
-        </w:rPr>
-        <w:t>Актуальность</w:t>
-      </w:r>
-      <w:r>
-        <w:rPr>
-          <w:rFonts w:eastAsiaTheme="minorHAnsi"/>
-          <w:bCs w:val="0"/>
-          <w:sz w:val="24"/>
-          <w:szCs w:val="24"/>
-          <w:lang w:val="en-US" w:eastAsia="en-US"/>
-        </w:rPr>
-        <w:t>;</w:t>
-      </w:r>
-    </w:p>
-    <w:p>
-      <w:pPr>
-        <w:numPr>
-          <w:ilvl w:val="0"/>
-          <w:numId w:val="34"/>
-        </w:numPr>
-        <w:suppressAutoHyphens w:val="0"/>
-        <w:spacing w:after="200" w:line="312" w:lineRule="auto"/>
-        <w:contextualSpacing/>
-        <w:jc w:val="left"/>
-        <w:rPr>
-          <w:rFonts w:eastAsiaTheme="minorHAnsi"/>
-          <w:bCs w:val="0"/>
-          <w:sz w:val="24"/>
-          <w:szCs w:val="24"/>
-          <w:lang w:eastAsia="en-US"/>
-        </w:rPr>
-      </w:pPr>
-      <w:r>
-        <w:rPr>
-          <w:rFonts w:eastAsiaTheme="minorHAnsi"/>
-          <w:bCs w:val="0"/>
-          <w:sz w:val="24"/>
-          <w:szCs w:val="24"/>
-          <w:lang w:eastAsia="en-US"/>
-        </w:rPr>
-        <w:t>С</w:t>
-      </w:r>
-      <w:r>
-        <w:rPr>
-          <w:rFonts w:eastAsiaTheme="minorHAnsi"/>
-          <w:bCs w:val="0"/>
-          <w:sz w:val="24"/>
-          <w:szCs w:val="24"/>
-          <w:lang w:eastAsia="en-US"/>
-        </w:rPr>
-        <w:t xml:space="preserve">лайд </w:t>
-      </w:r>
-      <w:r>
-        <w:rPr>
-          <w:rFonts w:eastAsiaTheme="minorHAnsi"/>
-          <w:bCs w:val="0"/>
-          <w:sz w:val="24"/>
-          <w:szCs w:val="24"/>
-          <w:lang w:eastAsia="en-US"/>
-        </w:rPr>
-        <w:t xml:space="preserve">3. </w:t>
-      </w:r>
-      <w:r>
-        <w:rPr>
-          <w:rFonts w:eastAsiaTheme="minorHAnsi"/>
-          <w:bCs w:val="0"/>
-          <w:sz w:val="24"/>
-          <w:szCs w:val="24"/>
-          <w:lang w:eastAsia="en-US"/>
-        </w:rPr>
-        <w:t>Цел</w:t>
-      </w:r>
-      <w:r>
-        <w:rPr>
-          <w:rFonts w:eastAsiaTheme="minorHAnsi"/>
-          <w:bCs w:val="0"/>
-          <w:sz w:val="24"/>
-          <w:szCs w:val="24"/>
-          <w:lang w:eastAsia="en-US"/>
-        </w:rPr>
-        <w:t>ь</w:t>
-      </w:r>
-      <w:r>
-        <w:rPr>
-          <w:rFonts w:eastAsiaTheme="minorHAnsi"/>
-          <w:bCs w:val="0"/>
-          <w:sz w:val="24"/>
-          <w:szCs w:val="24"/>
-          <w:lang w:eastAsia="en-US"/>
-        </w:rPr>
-        <w:t xml:space="preserve"> и задачи</w:t>
-      </w:r>
-      <w:r>
-        <w:rPr>
-          <w:rFonts w:eastAsiaTheme="minorHAnsi"/>
-          <w:bCs w:val="0"/>
-          <w:sz w:val="24"/>
-          <w:szCs w:val="24"/>
-          <w:lang w:val="en-US" w:eastAsia="en-US"/>
-        </w:rPr>
-        <w:t>;</w:t>
-      </w:r>
-    </w:p>
-    <w:p>
-      <w:pPr>
-        <w:numPr>
-          <w:ilvl w:val="0"/>
-          <w:numId w:val="34"/>
-        </w:numPr>
-        <w:suppressAutoHyphens w:val="0"/>
-        <w:spacing w:after="200" w:line="312" w:lineRule="auto"/>
-        <w:contextualSpacing/>
-        <w:jc w:val="left"/>
-        <w:rPr>
-          <w:rFonts w:eastAsiaTheme="minorHAnsi"/>
-          <w:bCs w:val="0"/>
-          <w:sz w:val="24"/>
-          <w:szCs w:val="24"/>
-          <w:lang w:eastAsia="en-US"/>
-        </w:rPr>
-      </w:pPr>
-      <w:r>
-        <w:rPr>
-          <w:rFonts w:eastAsiaTheme="minorHAnsi"/>
-          <w:bCs w:val="0"/>
-          <w:sz w:val="24"/>
-          <w:szCs w:val="24"/>
-          <w:lang w:eastAsia="en-US"/>
-        </w:rPr>
-        <w:t>С</w:t>
-      </w:r>
-      <w:r>
-        <w:rPr>
-          <w:rFonts w:eastAsiaTheme="minorHAnsi"/>
-          <w:bCs w:val="0"/>
-          <w:sz w:val="24"/>
-          <w:szCs w:val="24"/>
-          <w:lang w:eastAsia="en-US"/>
-        </w:rPr>
-        <w:t xml:space="preserve">лайд </w:t>
-      </w:r>
-      <w:r>
-        <w:rPr>
-          <w:rFonts w:eastAsiaTheme="minorHAnsi"/>
-          <w:bCs w:val="0"/>
-          <w:sz w:val="24"/>
-          <w:szCs w:val="24"/>
-          <w:lang w:eastAsia="en-US"/>
-        </w:rPr>
-        <w:t xml:space="preserve">4. </w:t>
-      </w:r>
-      <w:r>
-        <w:rPr>
-          <w:rFonts w:eastAsiaTheme="minorHAnsi"/>
-          <w:bCs w:val="0"/>
-          <w:sz w:val="24"/>
-          <w:szCs w:val="24"/>
-          <w:lang w:eastAsia="en-US"/>
-        </w:rPr>
-        <w:t>Выбор средств разработки</w:t>
-      </w:r>
-      <w:r>
-        <w:rPr>
-          <w:rFonts w:eastAsiaTheme="minorHAnsi"/>
-          <w:bCs w:val="0"/>
-          <w:sz w:val="24"/>
-          <w:szCs w:val="24"/>
-          <w:lang w:val="en-US" w:eastAsia="en-US"/>
-        </w:rPr>
-        <w:t>;</w:t>
-      </w:r>
-      <w:r>
-        <w:rPr>
-          <w:rFonts w:eastAsiaTheme="minorHAnsi"/>
-          <w:bCs w:val="0"/>
-          <w:sz w:val="24"/>
-          <w:szCs w:val="24"/>
-          <w:lang w:eastAsia="en-US"/>
-        </w:rPr>
-        <w:t xml:space="preserve"> </w:t>
-      </w:r>
-    </w:p>
-    <w:p>
-      <w:pPr>
-        <w:numPr>
-          <w:ilvl w:val="0"/>
-          <w:numId w:val="34"/>
-        </w:numPr>
-        <w:suppressAutoHyphens w:val="0"/>
-        <w:spacing w:after="200" w:line="312" w:lineRule="auto"/>
-        <w:contextualSpacing/>
-        <w:jc w:val="left"/>
-        <w:rPr>
-          <w:rFonts w:eastAsiaTheme="minorHAnsi"/>
-          <w:bCs w:val="0"/>
-          <w:sz w:val="24"/>
-          <w:szCs w:val="24"/>
-          <w:lang w:eastAsia="en-US"/>
-        </w:rPr>
-      </w:pPr>
-      <w:r>
-        <w:rPr>
-          <w:rFonts w:eastAsiaTheme="minorHAnsi"/>
-          <w:bCs w:val="0"/>
-          <w:sz w:val="24"/>
-          <w:szCs w:val="24"/>
-          <w:lang w:eastAsia="en-US"/>
-        </w:rPr>
-        <w:t>С</w:t>
-      </w:r>
-      <w:r>
-        <w:rPr>
-          <w:rFonts w:eastAsiaTheme="minorHAnsi"/>
-          <w:bCs w:val="0"/>
-          <w:sz w:val="24"/>
-          <w:szCs w:val="24"/>
-          <w:lang w:eastAsia="en-US"/>
-        </w:rPr>
-        <w:t xml:space="preserve">лайд </w:t>
-      </w:r>
-      <w:r>
-        <w:rPr>
-          <w:rFonts w:eastAsiaTheme="minorHAnsi"/>
-          <w:bCs w:val="0"/>
-          <w:sz w:val="24"/>
-          <w:szCs w:val="24"/>
-          <w:lang w:eastAsia="en-US"/>
-        </w:rPr>
-        <w:t xml:space="preserve">5. </w:t>
-      </w:r>
-      <w:r>
-        <w:rPr>
-          <w:rFonts w:eastAsiaTheme="minorHAnsi"/>
-          <w:bCs w:val="0"/>
-          <w:sz w:val="24"/>
-          <w:szCs w:val="24"/>
-          <w:lang w:eastAsia="en-US"/>
-        </w:rPr>
-        <w:t>Архитектура</w:t>
-      </w:r>
-      <w:r>
-        <w:rPr>
-          <w:rFonts w:eastAsiaTheme="minorHAnsi"/>
-          <w:bCs w:val="0"/>
-          <w:sz w:val="24"/>
-          <w:szCs w:val="24"/>
-          <w:lang w:val="en-US" w:eastAsia="en-US"/>
-        </w:rPr>
-        <w:t>;</w:t>
-      </w:r>
-      <w:r>
-        <w:rPr>
-          <w:rFonts w:eastAsiaTheme="minorHAnsi"/>
-          <w:bCs w:val="0"/>
-          <w:sz w:val="24"/>
-          <w:szCs w:val="24"/>
-          <w:lang w:eastAsia="en-US"/>
-        </w:rPr>
-        <w:t xml:space="preserve"> </w:t>
-      </w:r>
-    </w:p>
-    <w:p>
-      <w:pPr>
-        <w:numPr>
-          <w:ilvl w:val="0"/>
-          <w:numId w:val="34"/>
-        </w:numPr>
-        <w:suppressAutoHyphens w:val="0"/>
-        <w:spacing w:after="200" w:line="312" w:lineRule="auto"/>
-        <w:contextualSpacing/>
-        <w:jc w:val="left"/>
-        <w:rPr>
-          <w:rFonts w:eastAsiaTheme="minorHAnsi"/>
-          <w:bCs w:val="0"/>
-          <w:sz w:val="24"/>
-          <w:szCs w:val="24"/>
-          <w:lang w:eastAsia="en-US"/>
-        </w:rPr>
-      </w:pPr>
-      <w:r>
-        <w:rPr>
-          <w:rFonts w:eastAsiaTheme="minorHAnsi"/>
-          <w:bCs w:val="0"/>
-          <w:sz w:val="24"/>
-          <w:szCs w:val="24"/>
-          <w:lang w:eastAsia="en-US"/>
-        </w:rPr>
-        <w:t>С</w:t>
-      </w:r>
-      <w:r>
-        <w:rPr>
-          <w:rFonts w:eastAsiaTheme="minorHAnsi"/>
-          <w:bCs w:val="0"/>
-          <w:sz w:val="24"/>
-          <w:szCs w:val="24"/>
-          <w:lang w:eastAsia="en-US"/>
-        </w:rPr>
-        <w:t xml:space="preserve">лайд </w:t>
-      </w:r>
-      <w:r>
-        <w:rPr>
-          <w:rFonts w:eastAsiaTheme="minorHAnsi"/>
-          <w:bCs w:val="0"/>
-          <w:sz w:val="24"/>
-          <w:szCs w:val="24"/>
-          <w:lang w:eastAsia="en-US"/>
-        </w:rPr>
-        <w:t xml:space="preserve">6. </w:t>
-      </w:r>
-      <w:r>
-        <w:rPr>
-          <w:rFonts w:eastAsiaTheme="minorHAnsi"/>
-          <w:bCs w:val="0"/>
-          <w:sz w:val="24"/>
-          <w:szCs w:val="24"/>
-          <w:lang w:eastAsia="en-US"/>
-        </w:rPr>
-        <w:t>Декомпозиция задачи</w:t>
-      </w:r>
-      <w:r>
-        <w:rPr>
-          <w:rFonts w:eastAsiaTheme="minorHAnsi"/>
-          <w:bCs w:val="0"/>
-          <w:sz w:val="24"/>
-          <w:szCs w:val="24"/>
-          <w:lang w:val="en-US" w:eastAsia="en-US"/>
-        </w:rPr>
-        <w:t>;</w:t>
-      </w:r>
-      <w:r>
-        <w:rPr>
-          <w:rFonts w:eastAsiaTheme="minorHAnsi"/>
-          <w:bCs w:val="0"/>
-          <w:sz w:val="24"/>
-          <w:szCs w:val="24"/>
-          <w:lang w:eastAsia="en-US"/>
-        </w:rPr>
-        <w:t xml:space="preserve"> </w:t>
-      </w:r>
-    </w:p>
-    <w:p>
-      <w:pPr>
-        <w:numPr>
-          <w:ilvl w:val="0"/>
-          <w:numId w:val="34"/>
-        </w:numPr>
-        <w:suppressAutoHyphens w:val="0"/>
-        <w:spacing w:after="200" w:line="312" w:lineRule="auto"/>
-        <w:contextualSpacing/>
-        <w:jc w:val="left"/>
-        <w:rPr>
-          <w:rFonts w:eastAsiaTheme="minorHAnsi"/>
-          <w:bCs w:val="0"/>
-          <w:sz w:val="24"/>
-          <w:szCs w:val="24"/>
-          <w:lang w:eastAsia="en-US"/>
-        </w:rPr>
-      </w:pPr>
-      <w:r>
-        <w:rPr>
-          <w:rFonts w:eastAsiaTheme="minorHAnsi"/>
-          <w:bCs w:val="0"/>
-          <w:sz w:val="24"/>
-          <w:szCs w:val="24"/>
-          <w:lang w:eastAsia="en-US"/>
-        </w:rPr>
-        <w:t>С</w:t>
-      </w:r>
-      <w:r>
-        <w:rPr>
-          <w:rFonts w:eastAsiaTheme="minorHAnsi"/>
-          <w:bCs w:val="0"/>
-          <w:sz w:val="24"/>
-          <w:szCs w:val="24"/>
-          <w:lang w:eastAsia="en-US"/>
-        </w:rPr>
-        <w:t xml:space="preserve">лайд </w:t>
-      </w:r>
-      <w:r>
-        <w:rPr>
-          <w:rFonts w:eastAsiaTheme="minorHAnsi"/>
-          <w:bCs w:val="0"/>
-          <w:sz w:val="24"/>
-          <w:szCs w:val="24"/>
-          <w:lang w:eastAsia="en-US"/>
-        </w:rPr>
-        <w:t xml:space="preserve">7. </w:t>
-      </w:r>
-      <w:r>
-        <w:rPr>
-          <w:rFonts w:eastAsiaTheme="minorHAnsi"/>
-          <w:bCs w:val="0"/>
-          <w:sz w:val="24"/>
-          <w:szCs w:val="24"/>
-          <w:lang w:val="en-US" w:eastAsia="en-US"/>
-        </w:rPr>
-        <w:t>SISD</w:t>
-      </w:r>
-      <w:r>
-        <w:rPr>
-          <w:rFonts w:eastAsiaTheme="minorHAnsi"/>
-          <w:bCs w:val="0"/>
-          <w:sz w:val="24"/>
-          <w:szCs w:val="24"/>
-          <w:lang w:eastAsia="en-US"/>
-        </w:rPr>
-        <w:t xml:space="preserve"> и </w:t>
-      </w:r>
-      <w:r>
-        <w:rPr>
-          <w:rFonts w:eastAsiaTheme="minorHAnsi"/>
-          <w:bCs w:val="0"/>
-          <w:sz w:val="24"/>
-          <w:szCs w:val="24"/>
-          <w:lang w:val="en-US" w:eastAsia="en-US"/>
-        </w:rPr>
-        <w:t>SIMD</w:t>
-      </w:r>
-      <w:r>
-        <w:rPr>
-          <w:rFonts w:eastAsiaTheme="minorHAnsi"/>
-          <w:bCs w:val="0"/>
-          <w:sz w:val="24"/>
-          <w:szCs w:val="24"/>
-          <w:lang w:val="en-US" w:eastAsia="en-US"/>
-        </w:rPr>
-        <w:t>;</w:t>
-      </w:r>
-      <w:r>
-        <w:rPr>
-          <w:rFonts w:eastAsiaTheme="minorHAnsi"/>
-          <w:bCs w:val="0"/>
-          <w:sz w:val="24"/>
-          <w:szCs w:val="24"/>
-          <w:lang w:eastAsia="en-US"/>
-        </w:rPr>
-        <w:t xml:space="preserve"> </w:t>
-      </w:r>
-    </w:p>
-    <w:p>
-      <w:pPr>
-        <w:numPr>
-          <w:ilvl w:val="0"/>
-          <w:numId w:val="34"/>
-        </w:numPr>
-        <w:suppressAutoHyphens w:val="0"/>
-        <w:spacing w:after="200" w:line="312" w:lineRule="auto"/>
-        <w:contextualSpacing/>
-        <w:jc w:val="left"/>
-        <w:rPr>
-          <w:rFonts w:eastAsiaTheme="minorHAnsi"/>
-          <w:bCs w:val="0"/>
-          <w:sz w:val="24"/>
-          <w:szCs w:val="24"/>
-          <w:lang w:eastAsia="en-US"/>
-        </w:rPr>
-      </w:pPr>
-      <w:r>
-        <w:rPr>
-          <w:rFonts w:eastAsiaTheme="minorHAnsi"/>
-          <w:bCs w:val="0"/>
-          <w:sz w:val="24"/>
-          <w:szCs w:val="24"/>
-          <w:lang w:eastAsia="en-US"/>
-        </w:rPr>
-        <w:t>С</w:t>
-      </w:r>
-      <w:r>
-        <w:rPr>
-          <w:rFonts w:eastAsiaTheme="minorHAnsi"/>
-          <w:bCs w:val="0"/>
-          <w:sz w:val="24"/>
-          <w:szCs w:val="24"/>
-          <w:lang w:eastAsia="en-US"/>
-        </w:rPr>
-        <w:t xml:space="preserve">лайд </w:t>
-      </w:r>
-      <w:r>
-        <w:rPr>
-          <w:rFonts w:eastAsiaTheme="minorHAnsi"/>
-          <w:bCs w:val="0"/>
-          <w:sz w:val="24"/>
-          <w:szCs w:val="24"/>
-          <w:lang w:eastAsia="en-US"/>
-        </w:rPr>
-        <w:t xml:space="preserve">8. </w:t>
-      </w:r>
-      <w:r>
-        <w:rPr>
-          <w:rFonts w:eastAsiaTheme="minorHAnsi"/>
-          <w:bCs w:val="0"/>
-          <w:sz w:val="24"/>
-          <w:szCs w:val="24"/>
-          <w:lang w:eastAsia="en-US"/>
-        </w:rPr>
-        <w:t>Производительность разработанных алгоритмов поиска сумм соседей</w:t>
-      </w:r>
-      <w:r>
-        <w:rPr>
-          <w:rFonts w:eastAsiaTheme="minorHAnsi"/>
-          <w:bCs w:val="0"/>
-          <w:sz w:val="24"/>
-          <w:szCs w:val="24"/>
-          <w:lang w:eastAsia="en-US"/>
-        </w:rPr>
-        <w:t>;</w:t>
-      </w:r>
-      <w:r>
-        <w:rPr>
-          <w:rFonts w:eastAsiaTheme="minorHAnsi"/>
-          <w:bCs w:val="0"/>
-          <w:sz w:val="24"/>
-          <w:szCs w:val="24"/>
-          <w:lang w:eastAsia="en-US"/>
-        </w:rPr>
-        <w:t xml:space="preserve"> </w:t>
+      <w:r>
+        <w:rPr>
+          <w:rFonts w:eastAsiaTheme="minorHAnsi"/>
+          <w:bCs w:val="0"/>
+          <w:sz w:val="24"/>
+          <w:szCs w:val="24"/>
+          <w:lang w:eastAsia="en-US"/>
+        </w:rPr>
+        <w:t>Слайд 8. Производительность разработанных алгоритмов поиска сумм соседей;</w:t>
       </w:r>
     </w:p>
     <w:p>
@@ -5261,47 +3868,7 @@
           <w:szCs w:val="24"/>
           <w:lang w:eastAsia="en-US"/>
         </w:rPr>
-        <w:t>С</w:t>
-      </w:r>
-      <w:r>
-        <w:rPr>
-          <w:rFonts w:eastAsiaTheme="minorHAnsi"/>
-          <w:bCs w:val="0"/>
-          <w:sz w:val="24"/>
-          <w:szCs w:val="24"/>
-          <w:lang w:eastAsia="en-US"/>
-        </w:rPr>
-        <w:t xml:space="preserve">лайд </w:t>
-      </w:r>
-      <w:r>
-        <w:rPr>
-          <w:rFonts w:eastAsiaTheme="minorHAnsi"/>
-          <w:bCs w:val="0"/>
-          <w:sz w:val="24"/>
-          <w:szCs w:val="24"/>
-          <w:lang w:eastAsia="en-US"/>
-        </w:rPr>
-        <w:t xml:space="preserve">9. </w:t>
-      </w:r>
-      <w:r>
-        <w:rPr>
-          <w:rFonts w:eastAsiaTheme="minorHAnsi"/>
-          <w:bCs w:val="0"/>
-          <w:sz w:val="24"/>
-          <w:szCs w:val="24"/>
-          <w:lang w:eastAsia="en-US"/>
-        </w:rPr>
-        <w:t>Производительность разработанных алгоритмов применения правил B и S</w:t>
-      </w:r>
-      <w:r>
-        <w:rPr>
-          <w:rFonts w:eastAsiaTheme="minorHAnsi"/>
-          <w:bCs w:val="0"/>
-          <w:sz w:val="24"/>
-          <w:szCs w:val="24"/>
-          <w:lang w:eastAsia="en-US"/>
-        </w:rPr>
-        <w:t>;</w:t>
+        <w:t>Слайд 9. Производительность разработанных алгоритмов применения правил B и S;</w:t>
       </w:r>
     </w:p>
     <w:p>
@@ -5339,38 +3906,7 @@
           <w:szCs w:val="24"/>
           <w:lang w:eastAsia="en-US"/>
         </w:rPr>
-        <w:lastRenderedPageBreak/>
-        <w:t>С</w:t>
-      </w:r>
-      <w:r>
-        <w:rPr>
-          <w:rFonts w:eastAsiaTheme="minorHAnsi"/>
-          <w:bCs w:val="0"/>
-          <w:sz w:val="24"/>
-          <w:szCs w:val="24"/>
-          <w:lang w:eastAsia="en-US"/>
-        </w:rPr>
-        <w:t>лайд 1</w:t>
-      </w:r>
-      <w:r>
-        <w:rPr>
-          <w:rFonts w:eastAsiaTheme="minorHAnsi"/>
-          <w:bCs w:val="0"/>
-          <w:sz w:val="24"/>
-          <w:szCs w:val="24"/>
-          <w:lang w:eastAsia="en-US"/>
-        </w:rPr>
-        <w:t xml:space="preserve">0. </w:t>
-      </w:r>
-      <w:r>
-        <w:rPr>
-          <w:rFonts w:eastAsiaTheme="minorHAnsi"/>
-          <w:bCs w:val="0"/>
-          <w:sz w:val="24"/>
-          <w:szCs w:val="24"/>
-          <w:lang w:eastAsia="en-US"/>
-        </w:rPr>
-        <w:t>Производительность общих алгоритмов</w:t>
+        <w:t>Слайд 10. Производительность общих алгоритмов</w:t>
       </w:r>
       <w:r>
         <w:rPr>
@@ -5418,27 +3954,8 @@
           <w:szCs w:val="24"/>
           <w:lang w:eastAsia="en-US"/>
         </w:rPr>
-        <w:t xml:space="preserve">Слайд 11. </w:t>
-      </w:r>
-      <w:r>
-        <w:rPr>
-          <w:rFonts w:eastAsiaTheme="minorHAnsi"/>
-          <w:bCs w:val="0"/>
-          <w:sz w:val="24"/>
-          <w:szCs w:val="24"/>
-          <w:lang w:eastAsia="en-US"/>
-        </w:rPr>
-        <w:t>Заключение</w:t>
-      </w:r>
-      <w:r>
-        <w:rPr>
-          <w:rFonts w:eastAsiaTheme="minorHAnsi"/>
-          <w:bCs w:val="0"/>
-          <w:sz w:val="24"/>
-          <w:szCs w:val="24"/>
-          <w:lang w:eastAsia="en-US"/>
-        </w:rPr>
-        <w:t>.</w:t>
+        <w:lastRenderedPageBreak/>
+        <w:t>Слайд 11. Заключение.</w:t>
       </w:r>
     </w:p>
     <w:p>
@@ -5988,7 +4505,51 @@
           <w:szCs w:val="24"/>
           <w:lang w:eastAsia="en-US"/>
         </w:rPr>
-        <w:t xml:space="preserve">.-метод. пособие для выполнения выпускной квалификационной работы бакалавра / сост. А.В. Щипцова, В.В. Ржавин. 2018. - 60 с. </w:t>
+        <w:t xml:space="preserve">.-метод. пособие для выполнения выпускной квалификационной работы бакалавра / сост. А.В. </w:t>
+      </w:r>
+      <w:proofErr w:type="spellStart"/>
+      <w:r>
+        <w:rPr>
+          <w:rFonts w:eastAsiaTheme="minorHAnsi"/>
+          <w:bCs w:val="0"/>
+          <w:sz w:val="24"/>
+          <w:szCs w:val="24"/>
+          <w:lang w:eastAsia="en-US"/>
+        </w:rPr>
+        <w:t>Щипцова</w:t>
+      </w:r>
+      <w:proofErr w:type="spellEnd"/>
+      <w:r>
+        <w:rPr>
+          <w:rFonts w:eastAsiaTheme="minorHAnsi"/>
+          <w:bCs w:val="0"/>
+          <w:sz w:val="24"/>
+          <w:szCs w:val="24"/>
+          <w:lang w:eastAsia="en-US"/>
+        </w:rPr>
+        <w:t>, В.В. </w:t>
+      </w:r>
+      <w:proofErr w:type="spellStart"/>
+      <w:r>
+        <w:rPr>
+          <w:rFonts w:eastAsiaTheme="minorHAnsi"/>
+          <w:bCs w:val="0"/>
+          <w:sz w:val="24"/>
+          <w:szCs w:val="24"/>
+          <w:lang w:eastAsia="en-US"/>
+        </w:rPr>
+        <w:t>Ржавин</w:t>
+      </w:r>
+      <w:proofErr w:type="spellEnd"/>
+      <w:r>
+        <w:rPr>
+          <w:rFonts w:eastAsiaTheme="minorHAnsi"/>
+          <w:bCs w:val="0"/>
+          <w:sz w:val="24"/>
+          <w:szCs w:val="24"/>
+          <w:lang w:eastAsia="en-US"/>
+        </w:rPr>
+        <w:t xml:space="preserve">. 2018. - 60 с. </w:t>
       </w:r>
     </w:p>
     <w:p>
@@ -6018,8 +4579,9 @@
           <w:szCs w:val="24"/>
           <w:lang w:val="en-US" w:eastAsia="en-US"/>
         </w:rPr>
-        <w:t>Intel® Intrinsics Guide // Intel URL: https://www.intel.com/content/www/us/en/docs/intrinsics-guide/index.html (дата обращения: 10.05.2026)</w:t>
-      </w:r>
+        <w:t xml:space="preserve">Intel® </w:t>
+      </w:r>
+      <w:proofErr w:type="spellStart"/>
       <w:r>
         <w:rPr>
           <w:rFonts w:eastAsiaTheme="minorHAnsi"/>
@@ -6028,7 +4590,62 @@
           <w:szCs w:val="24"/>
           <w:lang w:val="en-US" w:eastAsia="en-US"/>
         </w:rPr>
-        <w:t>.</w:t>
+        <w:t>Intrinsics</w:t>
+      </w:r>
+      <w:proofErr w:type="spellEnd"/>
+      <w:r>
+        <w:rPr>
+          <w:rFonts w:eastAsiaTheme="minorHAnsi"/>
+          <w:bCs w:val="0"/>
+          <w:sz w:val="24"/>
+          <w:szCs w:val="24"/>
+          <w:lang w:val="en-US" w:eastAsia="en-US"/>
+        </w:rPr>
+        <w:t xml:space="preserve"> Guide // Intel URL: https://www.intel.com/content/www/us/en/docs/intrinsics-guide/index.html (</w:t>
+      </w:r>
+      <w:proofErr w:type="spellStart"/>
+      <w:r>
+        <w:rPr>
+          <w:rFonts w:eastAsiaTheme="minorHAnsi"/>
+          <w:bCs w:val="0"/>
+          <w:sz w:val="24"/>
+          <w:szCs w:val="24"/>
+          <w:lang w:val="en-US" w:eastAsia="en-US"/>
+        </w:rPr>
+        <w:t>дата</w:t>
+      </w:r>
+      <w:proofErr w:type="spellEnd"/>
+      <w:r>
+        <w:rPr>
+          <w:rFonts w:eastAsiaTheme="minorHAnsi"/>
+          <w:bCs w:val="0"/>
+          <w:sz w:val="24"/>
+          <w:szCs w:val="24"/>
+          <w:lang w:val="en-US" w:eastAsia="en-US"/>
+        </w:rPr>
+        <w:t xml:space="preserve"> </w:t>
+      </w:r>
+      <w:proofErr w:type="spellStart"/>
+      <w:r>
+        <w:rPr>
+          <w:rFonts w:eastAsiaTheme="minorHAnsi"/>
+          <w:bCs w:val="0"/>
+          <w:sz w:val="24"/>
+          <w:szCs w:val="24"/>
+          <w:lang w:val="en-US" w:eastAsia="en-US"/>
+        </w:rPr>
+        <w:t>обращения</w:t>
+      </w:r>
+      <w:proofErr w:type="spellEnd"/>
+      <w:r>
+        <w:rPr>
+          <w:rFonts w:eastAsiaTheme="minorHAnsi"/>
+          <w:bCs w:val="0"/>
+          <w:sz w:val="24"/>
+          <w:szCs w:val="24"/>
+          <w:lang w:val="en-US" w:eastAsia="en-US"/>
+        </w:rPr>
+        <w:t>: 10.05.2026).</w:t>
       </w:r>
     </w:p>
     <w:p>
@@ -6113,27 +4730,7 @@
           <w:szCs w:val="24"/>
           <w:lang w:eastAsia="en-US"/>
         </w:rPr>
-        <w:t xml:space="preserve">Дата выдачи </w:t>
-      </w:r>
-      <w:r>
-        <w:rPr>
-          <w:rFonts w:eastAsiaTheme="minorHAnsi"/>
-          <w:bCs w:val="0"/>
-          <w:sz w:val="24"/>
-          <w:szCs w:val="24"/>
-          <w:lang w:eastAsia="en-US"/>
-        </w:rPr>
-        <w:t>задания 13</w:t>
-      </w:r>
-      <w:r>
-        <w:rPr>
-          <w:rFonts w:eastAsiaTheme="minorHAnsi"/>
-          <w:bCs w:val="0"/>
-          <w:sz w:val="24"/>
-          <w:szCs w:val="24"/>
-          <w:lang w:eastAsia="en-US"/>
-        </w:rPr>
-        <w:t xml:space="preserve"> апреля 2026 г.</w:t>
+        <w:t>Дата выдачи задания 13 апреля 2026 г.</w:t>
       </w:r>
     </w:p>
     <w:p>
@@ -6281,6 +4878,7 @@
         </w:rPr>
         <w:t xml:space="preserve">Руководитель ______________________/ </w:t>
       </w:r>
+      <w:proofErr w:type="spellStart"/>
       <w:r>
         <w:rPr>
           <w:rFonts w:eastAsiaTheme="minorHAnsi"/>
@@ -6290,7 +4888,19 @@
           <w:u w:val="single"/>
           <w:lang w:eastAsia="en-US"/>
         </w:rPr>
-        <w:t>Ржавин Вячеслав Валентинович</w:t>
+        <w:t>Ржавин</w:t>
+      </w:r>
+      <w:proofErr w:type="spellEnd"/>
+      <w:r>
+        <w:rPr>
+          <w:rFonts w:eastAsiaTheme="minorHAnsi"/>
+          <w:bCs w:val="0"/>
+          <w:sz w:val="24"/>
+          <w:szCs w:val="24"/>
+          <w:u w:val="single"/>
+          <w:lang w:eastAsia="en-US"/>
+        </w:rPr>
+        <w:t xml:space="preserve"> Вячеслав Валентинович</w:t>
       </w:r>
     </w:p>
     <w:p>
@@ -6375,67 +4985,7 @@
           <w:szCs w:val="24"/>
           <w:lang w:eastAsia="en-US"/>
         </w:rPr>
-        <w:t xml:space="preserve">Задание принял к </w:t>
-      </w:r>
-      <w:r>
-        <w:rPr>
-          <w:rFonts w:eastAsiaTheme="minorHAnsi"/>
-          <w:bCs w:val="0"/>
-          <w:sz w:val="24"/>
-          <w:szCs w:val="24"/>
-          <w:lang w:eastAsia="en-US"/>
-        </w:rPr>
-        <w:t>исполнению «</w:t>
-      </w:r>
-      <w:r>
-        <w:rPr>
-          <w:rFonts w:eastAsiaTheme="minorHAnsi"/>
-          <w:bCs w:val="0"/>
-          <w:sz w:val="24"/>
-          <w:szCs w:val="24"/>
-          <w:lang w:eastAsia="en-US"/>
-        </w:rPr>
-        <w:t>__</w:t>
-      </w:r>
-      <w:r>
-        <w:rPr>
-          <w:rFonts w:eastAsiaTheme="minorHAnsi"/>
-          <w:bCs w:val="0"/>
-          <w:sz w:val="24"/>
-          <w:szCs w:val="24"/>
-          <w:lang w:eastAsia="en-US"/>
-        </w:rPr>
-        <w:t>_</w:t>
-      </w:r>
-      <w:r>
-        <w:rPr>
-          <w:rFonts w:eastAsiaTheme="minorHAnsi"/>
-          <w:bCs w:val="0"/>
-          <w:sz w:val="24"/>
-          <w:szCs w:val="24"/>
-          <w:lang w:eastAsia="en-US"/>
-        </w:rPr>
-        <w:t>_</w:t>
-      </w:r>
-      <w:r>
-        <w:rPr>
-          <w:rFonts w:eastAsiaTheme="minorHAnsi"/>
-          <w:bCs w:val="0"/>
-          <w:sz w:val="24"/>
-          <w:szCs w:val="24"/>
-          <w:lang w:eastAsia="en-US"/>
-        </w:rPr>
-        <w:t>» апреля</w:t>
-      </w:r>
-      <w:r>
-        <w:rPr>
-          <w:rFonts w:eastAsiaTheme="minorHAnsi"/>
-          <w:bCs w:val="0"/>
-          <w:sz w:val="24"/>
-          <w:szCs w:val="24"/>
-          <w:lang w:eastAsia="en-US"/>
-        </w:rPr>
-        <w:t xml:space="preserve"> 2026 г.</w:t>
+        <w:t>Задание принял к исполнению «____» апреля 2026 г.</w:t>
       </w:r>
     </w:p>
     <w:p>
@@ -6476,47 +5026,29 @@
           <w:szCs w:val="24"/>
           <w:lang w:eastAsia="en-US"/>
         </w:rPr>
-        <w:t>Обучающ</w:t>
-      </w:r>
-      <w:r>
-        <w:rPr>
-          <w:rFonts w:eastAsiaTheme="minorHAnsi"/>
-          <w:bCs w:val="0"/>
-          <w:sz w:val="24"/>
-          <w:szCs w:val="24"/>
-          <w:lang w:eastAsia="en-US"/>
-        </w:rPr>
-        <w:t>ий</w:t>
-      </w:r>
-      <w:r>
-        <w:rPr>
-          <w:rFonts w:eastAsiaTheme="minorHAnsi"/>
-          <w:bCs w:val="0"/>
-          <w:sz w:val="24"/>
-          <w:szCs w:val="24"/>
-          <w:lang w:eastAsia="en-US"/>
-        </w:rPr>
-        <w:t>ся</w:t>
-      </w:r>
-      <w:r>
-        <w:rPr>
-          <w:rFonts w:eastAsiaTheme="minorHAnsi"/>
-          <w:bCs w:val="0"/>
-          <w:sz w:val="24"/>
-          <w:szCs w:val="24"/>
-          <w:lang w:eastAsia="en-US"/>
-        </w:rPr>
-        <w:t xml:space="preserve"> ______________________/ </w:t>
-      </w:r>
-      <w:r>
-        <w:rPr>
-          <w:rFonts w:eastAsiaTheme="minorHAnsi"/>
-          <w:bCs w:val="0"/>
-          <w:sz w:val="24"/>
-          <w:szCs w:val="24"/>
-          <w:lang w:eastAsia="en-US"/>
-        </w:rPr>
-        <w:t>Ярдыков Эдуард Евгеньевич</w:t>
+        <w:t xml:space="preserve">Обучающийся ______________________/ </w:t>
+      </w:r>
+      <w:proofErr w:type="spellStart"/>
+      <w:r>
+        <w:rPr>
+          <w:rFonts w:eastAsiaTheme="minorHAnsi"/>
+          <w:bCs w:val="0"/>
+          <w:sz w:val="24"/>
+          <w:szCs w:val="24"/>
+          <w:lang w:eastAsia="en-US"/>
+        </w:rPr>
+        <w:t>Ярдыков</w:t>
+      </w:r>
+      <w:proofErr w:type="spellEnd"/>
+      <w:r>
+        <w:rPr>
+          <w:rFonts w:eastAsiaTheme="minorHAnsi"/>
+          <w:bCs w:val="0"/>
+          <w:sz w:val="24"/>
+          <w:szCs w:val="24"/>
+          <w:lang w:eastAsia="en-US"/>
+        </w:rPr>
+        <w:t xml:space="preserve"> Эдуард Евгеньевич</w:t>
       </w:r>
     </w:p>
     <w:p>
@@ -6671,6 +5203,7 @@
         </w:rPr>
         <w:t xml:space="preserve">Заведующий кафедрой ______________________/ </w:t>
       </w:r>
+      <w:proofErr w:type="spellStart"/>
       <w:r>
         <w:rPr>
           <w:rFonts w:eastAsiaTheme="minorHAnsi"/>
@@ -6680,7 +5213,19 @@
           <w:u w:val="single"/>
           <w:lang w:eastAsia="en-US"/>
         </w:rPr>
-        <w:t>Щипцова Анна Владимировна</w:t>
+        <w:t>Щипцова</w:t>
+      </w:r>
+      <w:proofErr w:type="spellEnd"/>
+      <w:r>
+        <w:rPr>
+          <w:rFonts w:eastAsiaTheme="minorHAnsi"/>
+          <w:bCs w:val="0"/>
+          <w:sz w:val="24"/>
+          <w:szCs w:val="24"/>
+          <w:u w:val="single"/>
+          <w:lang w:eastAsia="en-US"/>
+        </w:rPr>
+        <w:t xml:space="preserve"> Анна Владимировна</w:t>
       </w:r>
     </w:p>
     <w:p>
@@ -6752,18 +5297,7 @@
           <w:lang w:eastAsia="en-US"/>
         </w:rPr>
         <w:tab/>
-        <w:t>(Ф.И.О.</w:t>
-      </w:r>
-      <w:r>
-        <w:rPr>
-          <w:rFonts w:eastAsiaTheme="minorHAnsi"/>
-          <w:bCs w:val="0"/>
-          <w:sz w:val="24"/>
-          <w:szCs w:val="24"/>
-          <w:vertAlign w:val="superscript"/>
-          <w:lang w:eastAsia="en-US"/>
-        </w:rPr>
-        <w:t>)</w:t>
+        <w:t>(Ф.И.О.)</w:t>
       </w:r>
     </w:p>
     <w:p>
@@ -6788,6 +5322,13 @@
         <w:spacing w:after="200" w:line="276" w:lineRule="auto"/>
         <w:ind w:firstLine="0"/>
         <w:jc w:val="right"/>
+        <w:rPr>
+          <w:rFonts w:eastAsia="Calibri"/>
+          <w:bCs w:val="0"/>
+          <w:sz w:val="32"/>
+          <w:szCs w:val="32"/>
+          <w:lang w:eastAsia="en-US"/>
+        </w:rPr>
         <w:sectPr>
           <w:type w:val="continuous"/>
           <w:pgSz w:w="11906" w:h="16838"/>
@@ -6808,12 +5349,9 @@
         </w:rPr>
         <w:t>«___» апреля 2026 г.</w:t>
       </w:r>
-      <w:bookmarkStart w:id="1" w:name="_Toc230101934"/>
     </w:p>
-    <w:bookmarkEnd w:id="1"/>
     <w:p>
       <w:pPr>
-        <w:spacing w:line="240" w:lineRule="auto"/>
         <w:ind w:firstLine="0"/>
       </w:pPr>
     </w:p>
@@ -6865,7 +5403,6 @@
         <w:docPartUnique/>
       </w:docPartObj>
     </w:sdtPr>
-    <w:sdtEndPr/>
     <w:sdtContent>
       <w:p>
         <w:pPr>
